--- a/public/legal/fcra-disclosure.docx
+++ b/public/legal/fcra-disclosure.docx
@@ -2,7 +2,33 @@
 <file path=word/document.xml><?xml version="1.0" encoding="utf-8"?>
 <w:document xmlns:w="http://schemas.openxmlformats.org/wordprocessingml/2006/main" xmlns:m="http://schemas.openxmlformats.org/officeDocument/2006/math" xmlns:r="http://schemas.openxmlformats.org/officeDocument/2006/relationships" xmlns:o="urn:schemas-microsoft-com:office:office" xmlns:v="urn:schemas-microsoft-com:vml" xmlns:w10="urn:schemas-microsoft-com:office:word" xmlns:a="http://schemas.openxmlformats.org/drawingml/2006/main" xmlns:pic="http://schemas.openxmlformats.org/drawingml/2006/picture" xmlns:wp="http://schemas.openxmlformats.org/drawingml/2006/wordprocessingDrawing">
   <w:body>
-    <w:bookmarkStart w:id="9" w:name="X7172a921a2e4159faf35ad91d83415cb0e5d256"/>
+    <w:sdt>
+      <w:sdtPr>
+        <w:docPartObj>
+          <w:docPartGallery w:val="Table of Contents"/>
+          <w:docPartUnique/>
+        </w:docPartObj>
+      </w:sdtPr>
+      <w:sdtContent>
+        <w:p>
+          <w:pPr>
+            <w:pStyle w:val="TOCHeading"/>
+          </w:pPr>
+          <w:r>
+            <w:t xml:space="preserve">Table of Contents</w:t>
+          </w:r>
+        </w:p>
+        <w:p>
+          <w:r>
+            <w:fldChar w:fldCharType="begin" w:dirty="true"/>
+            <w:instrText xml:space="preserve">TOC \o "1-2" \h \z \u</w:instrText>
+            <w:fldChar w:fldCharType="separate"/>
+            <w:fldChar w:fldCharType="end"/>
+          </w:r>
+        </w:p>
+      </w:sdtContent>
+    </w:sdt>
+    <w:bookmarkStart w:id="20" w:name="X7172a921a2e4159faf35ad91d83415cb0e5d256"/>
     <w:p>
       <w:pPr>
         <w:pStyle w:val="Heading1"/>
@@ -17,8 +43,8 @@
       </w:pPr>
       <w:r>
         <w:rPr>
-          <w:b/>
-          <w:bCs/>
+          <w:bCs/>
+          <w:b/>
         </w:rPr>
         <w:t xml:space="preserve">Version:</w:t>
       </w:r>
@@ -35,8 +61,8 @@
       </w:pPr>
       <w:r>
         <w:rPr>
-          <w:b/>
-          <w:bCs/>
+          <w:bCs/>
+          <w:b/>
         </w:rPr>
         <w:t xml:space="preserve">IMPORTANT:</w:t>
       </w:r>
@@ -51,8 +77,8 @@
       </w:r>
       <w:r>
         <w:rPr>
-          <w:b/>
-          <w:bCs/>
+          <w:bCs/>
+          <w:b/>
         </w:rPr>
         <w:t xml:space="preserve">separate, standalone document</w:t>
       </w:r>
@@ -64,8 +90,8 @@
       </w:r>
       <w:r>
         <w:rPr>
-          <w:b/>
-          <w:bCs/>
+          <w:bCs/>
+          <w:b/>
         </w:rPr>
         <w:t xml:space="preserve">only</w:t>
       </w:r>
@@ -80,8 +106,8 @@
       </w:r>
       <w:r>
         <w:rPr>
+          <w:iCs/>
           <w:i/>
-          <w:iCs/>
         </w:rPr>
         <w:t xml:space="preserve">Gilberg v. California Check Cashing Stores, LLC</w:t>
       </w:r>
@@ -104,8 +130,8 @@
         </w:pict>
       </w:r>
     </w:p>
-    <w:bookmarkEnd w:id="9"/>
-    <w:bookmarkStart w:id="12" w:name="X0598bb6af2dd826c2fd5b32b3ae4c2575482c0b"/>
+    <w:bookmarkEnd w:id="20"/>
+    <w:bookmarkStart w:id="23" w:name="X0598bb6af2dd826c2fd5b32b3ae4c2575482c0b"/>
     <w:p>
       <w:pPr>
         <w:pStyle w:val="Heading1"/>
@@ -114,7 +140,7 @@
         <w:t xml:space="preserve">PART 1 — Federal Fair Credit Reporting Act (FCRA) Disclosure</w:t>
       </w:r>
     </w:p>
-    <w:bookmarkStart w:id="11" w:name="Xa0d2a1e1adf3e85e29d221c740863bcaecf3a19"/>
+    <w:bookmarkStart w:id="22" w:name="Xa0d2a1e1adf3e85e29d221c740863bcaecf3a19"/>
     <w:p>
       <w:pPr>
         <w:pStyle w:val="Heading2"/>
@@ -129,8 +155,8 @@
       </w:pPr>
       <w:r>
         <w:rPr>
-          <w:b/>
-          <w:bCs/>
+          <w:bCs/>
+          <w:b/>
         </w:rPr>
         <w:t xml:space="preserve">PureTask LLC</w:t>
       </w:r>
@@ -138,37 +164,67 @@
         <w:t xml:space="preserve"> </w:t>
       </w:r>
       <w:r>
-        <w:t xml:space="preserve">(“</w:t>
-      </w:r>
-      <w:r>
-        <w:rPr>
-          <w:b/>
-          <w:bCs/>
+        <w:t xml:space="preserve">(</w:t>
+      </w:r>
+      <w:r>
+        <w:t xml:space="preserve">“</w:t>
+      </w:r>
+      <w:r>
+        <w:rPr>
+          <w:bCs/>
+          <w:b/>
         </w:rPr>
         <w:t xml:space="preserve">PureTask</w:t>
       </w:r>
       <w:r>
-        <w:t xml:space="preserve">”) may obtain a “</w:t>
-      </w:r>
-      <w:r>
-        <w:rPr>
-          <w:b/>
-          <w:bCs/>
+        <w:t xml:space="preserve">”</w:t>
+      </w:r>
+      <w:r>
+        <w:t xml:space="preserve">) may obtain a</w:t>
+      </w:r>
+      <w:r>
+        <w:t xml:space="preserve"> </w:t>
+      </w:r>
+      <w:r>
+        <w:t xml:space="preserve">“</w:t>
+      </w:r>
+      <w:r>
+        <w:rPr>
+          <w:bCs/>
+          <w:b/>
         </w:rPr>
         <w:t xml:space="preserve">consumer report</w:t>
       </w:r>
       <w:r>
-        <w:t xml:space="preserve">” and/or “</w:t>
-      </w:r>
-      <w:r>
-        <w:rPr>
-          <w:b/>
-          <w:bCs/>
+        <w:t xml:space="preserve">”</w:t>
+      </w:r>
+      <w:r>
+        <w:t xml:space="preserve"> </w:t>
+      </w:r>
+      <w:r>
+        <w:t xml:space="preserve">and/or</w:t>
+      </w:r>
+      <w:r>
+        <w:t xml:space="preserve"> </w:t>
+      </w:r>
+      <w:r>
+        <w:t xml:space="preserve">“</w:t>
+      </w:r>
+      <w:r>
+        <w:rPr>
+          <w:bCs/>
+          <w:b/>
         </w:rPr>
         <w:t xml:space="preserve">investigative consumer report</w:t>
       </w:r>
       <w:r>
-        <w:t xml:space="preserve">” about you from a third-party consumer reporting agency for trust-and-safety purposes related to your use of the PureTask Platform as an independent service professional.</w:t>
+        <w:t xml:space="preserve">”</w:t>
+      </w:r>
+      <w:r>
+        <w:t xml:space="preserve"> </w:t>
+      </w:r>
+      <w:r>
+        <w:t xml:space="preserve">about you from a third-party consumer reporting agency for trust-and-safety purposes related to your use of the PureTask Platform as an independent service professional.</w:t>
       </w:r>
     </w:p>
     <w:p>
@@ -181,16 +237,16 @@
     </w:p>
     <w:p>
       <w:pPr>
-        <w:pStyle w:val="Compact"/>
         <w:numPr>
           <w:ilvl w:val="0"/>
           <w:numId w:val="1001"/>
         </w:numPr>
-      </w:pPr>
-      <w:r>
-        <w:rPr>
-          <w:b/>
-          <w:bCs/>
+        <w:pStyle w:val="Compact"/>
+      </w:pPr>
+      <w:r>
+        <w:rPr>
+          <w:bCs/>
+          <w:b/>
         </w:rPr>
         <w:t xml:space="preserve">Identity verification</w:t>
       </w:r>
@@ -203,16 +259,16 @@
     </w:p>
     <w:p>
       <w:pPr>
-        <w:pStyle w:val="Compact"/>
         <w:numPr>
           <w:ilvl w:val="0"/>
           <w:numId w:val="1001"/>
         </w:numPr>
-      </w:pPr>
-      <w:r>
-        <w:rPr>
-          <w:b/>
-          <w:bCs/>
+        <w:pStyle w:val="Compact"/>
+      </w:pPr>
+      <w:r>
+        <w:rPr>
+          <w:bCs/>
+          <w:b/>
         </w:rPr>
         <w:t xml:space="preserve">Criminal-history records</w:t>
       </w:r>
@@ -225,16 +281,16 @@
     </w:p>
     <w:p>
       <w:pPr>
-        <w:pStyle w:val="Compact"/>
         <w:numPr>
           <w:ilvl w:val="0"/>
           <w:numId w:val="1001"/>
         </w:numPr>
-      </w:pPr>
-      <w:r>
-        <w:rPr>
-          <w:b/>
-          <w:bCs/>
+        <w:pStyle w:val="Compact"/>
+      </w:pPr>
+      <w:r>
+        <w:rPr>
+          <w:bCs/>
+          <w:b/>
         </w:rPr>
         <w:t xml:space="preserve">Sex-offender registry</w:t>
       </w:r>
@@ -247,16 +303,16 @@
     </w:p>
     <w:p>
       <w:pPr>
-        <w:pStyle w:val="Compact"/>
         <w:numPr>
           <w:ilvl w:val="0"/>
           <w:numId w:val="1001"/>
         </w:numPr>
-      </w:pPr>
-      <w:r>
-        <w:rPr>
-          <w:b/>
-          <w:bCs/>
+        <w:pStyle w:val="Compact"/>
+      </w:pPr>
+      <w:r>
+        <w:rPr>
+          <w:bCs/>
+          <w:b/>
         </w:rPr>
         <w:t xml:space="preserve">Watchlist screening</w:t>
       </w:r>
@@ -269,16 +325,16 @@
     </w:p>
     <w:p>
       <w:pPr>
-        <w:pStyle w:val="Compact"/>
         <w:numPr>
           <w:ilvl w:val="0"/>
           <w:numId w:val="1001"/>
         </w:numPr>
-      </w:pPr>
-      <w:r>
-        <w:rPr>
-          <w:b/>
-          <w:bCs/>
+        <w:pStyle w:val="Compact"/>
+      </w:pPr>
+      <w:r>
+        <w:rPr>
+          <w:bCs/>
+          <w:b/>
         </w:rPr>
         <w:t xml:space="preserve">Motor-vehicle records</w:t>
       </w:r>
@@ -288,16 +344,16 @@
     </w:p>
     <w:p>
       <w:pPr>
-        <w:pStyle w:val="Compact"/>
         <w:numPr>
           <w:ilvl w:val="0"/>
           <w:numId w:val="1001"/>
         </w:numPr>
-      </w:pPr>
-      <w:r>
-        <w:rPr>
-          <w:b/>
-          <w:bCs/>
+        <w:pStyle w:val="Compact"/>
+      </w:pPr>
+      <w:r>
+        <w:rPr>
+          <w:bCs/>
+          <w:b/>
         </w:rPr>
         <w:t xml:space="preserve">Verification of business license, EIN, or Certificate of Insurance</w:t>
       </w:r>
@@ -310,16 +366,16 @@
     </w:p>
     <w:p>
       <w:pPr>
-        <w:pStyle w:val="Compact"/>
         <w:numPr>
           <w:ilvl w:val="0"/>
           <w:numId w:val="1001"/>
         </w:numPr>
-      </w:pPr>
-      <w:r>
-        <w:rPr>
-          <w:b/>
-          <w:bCs/>
+        <w:pStyle w:val="Compact"/>
+      </w:pPr>
+      <w:r>
+        <w:rPr>
+          <w:bCs/>
+          <w:b/>
         </w:rPr>
         <w:t xml:space="preserve">Address history</w:t>
       </w:r>
@@ -344,8 +400,8 @@
       </w:pPr>
       <w:r>
         <w:rPr>
-          <w:b/>
-          <w:bCs/>
+          <w:bCs/>
+          <w:b/>
         </w:rPr>
         <w:t xml:space="preserve">[Vendor name and address — e.g., Checkr, Inc., One Montgomery Street, Suite 2400, San Francisco, CA 94104; phone 844-824-3257; checkr.com]</w:t>
       </w:r>
@@ -362,8 +418,8 @@
       </w:r>
       <w:r>
         <w:rPr>
-          <w:b/>
-          <w:bCs/>
+          <w:bCs/>
+          <w:b/>
         </w:rPr>
         <w:t xml:space="preserve">copy of the consumer report</w:t>
       </w:r>
@@ -378,8 +434,8 @@
       </w:r>
       <w:r>
         <w:rPr>
-          <w:b/>
-          <w:bCs/>
+          <w:bCs/>
+          <w:b/>
         </w:rPr>
         <w:t xml:space="preserve">summary of your rights under the FCRA</w:t>
       </w:r>
@@ -391,8 +447,8 @@
       </w:r>
       <w:r>
         <w:rPr>
-          <w:b/>
-          <w:bCs/>
+          <w:bCs/>
+          <w:b/>
         </w:rPr>
         <w:t xml:space="preserve">otherpuretask@gmail.com</w:t>
       </w:r>
@@ -400,17 +456,26 @@
         <w:t xml:space="preserve"> </w:t>
       </w:r>
       <w:r>
-        <w:t xml:space="preserve">with the subject line “</w:t>
-      </w:r>
-      <w:r>
-        <w:rPr>
-          <w:b/>
-          <w:bCs/>
+        <w:t xml:space="preserve">with the subject line</w:t>
+      </w:r>
+      <w:r>
+        <w:t xml:space="preserve"> </w:t>
+      </w:r>
+      <w:r>
+        <w:t xml:space="preserve">“</w:t>
+      </w:r>
+      <w:r>
+        <w:rPr>
+          <w:bCs/>
+          <w:b/>
         </w:rPr>
         <w:t xml:space="preserve">FCRA Report Request</w:t>
       </w:r>
       <w:r>
-        <w:t xml:space="preserve">.”</w:t>
+        <w:t xml:space="preserve">.</w:t>
+      </w:r>
+      <w:r>
+        <w:t xml:space="preserve">”</w:t>
       </w:r>
     </w:p>
     <w:p>
@@ -425,8 +490,8 @@
       </w:r>
       <w:r>
         <w:rPr>
-          <w:b/>
-          <w:bCs/>
+          <w:bCs/>
+          <w:b/>
         </w:rPr>
         <w:t xml:space="preserve">Summary of Your Rights Under the Fair Credit Reporting Act</w:t>
       </w:r>
@@ -441,8 +506,8 @@
       </w:r>
       <w:r>
         <w:rPr>
-          <w:b/>
-          <w:bCs/>
+          <w:bCs/>
+          <w:b/>
         </w:rPr>
         <w:t xml:space="preserve">Part 4</w:t>
       </w:r>
@@ -453,7 +518,7 @@
         <w:t xml:space="preserve">of this document.</w:t>
       </w:r>
     </w:p>
-    <w:bookmarkStart w:id="10" w:name="ongoing-rechecks"/>
+    <w:bookmarkStart w:id="21" w:name="ongoing-rechecks"/>
     <w:p>
       <w:pPr>
         <w:pStyle w:val="Heading3"/>
@@ -474,8 +539,8 @@
       </w:r>
       <w:r>
         <w:rPr>
-          <w:b/>
-          <w:bCs/>
+          <w:bCs/>
+          <w:b/>
         </w:rPr>
         <w:t xml:space="preserve">updated consumer reports and investigative consumer reports</w:t>
       </w:r>
@@ -488,16 +553,16 @@
     </w:p>
     <w:p>
       <w:pPr>
-        <w:pStyle w:val="Compact"/>
         <w:numPr>
           <w:ilvl w:val="0"/>
           <w:numId w:val="1002"/>
         </w:numPr>
-      </w:pPr>
-      <w:r>
-        <w:rPr>
-          <w:b/>
-          <w:bCs/>
+        <w:pStyle w:val="Compact"/>
+      </w:pPr>
+      <w:r>
+        <w:rPr>
+          <w:bCs/>
+          <w:b/>
         </w:rPr>
         <w:t xml:space="preserve">Periodically</w:t>
       </w:r>
@@ -510,16 +575,16 @@
     </w:p>
     <w:p>
       <w:pPr>
-        <w:pStyle w:val="Compact"/>
         <w:numPr>
           <w:ilvl w:val="0"/>
           <w:numId w:val="1002"/>
         </w:numPr>
-      </w:pPr>
-      <w:r>
-        <w:rPr>
-          <w:b/>
-          <w:bCs/>
+        <w:pStyle w:val="Compact"/>
+      </w:pPr>
+      <w:r>
+        <w:rPr>
+          <w:bCs/>
+          <w:b/>
         </w:rPr>
         <w:t xml:space="preserve">Upon receipt of a credible complaint</w:t>
       </w:r>
@@ -532,16 +597,16 @@
     </w:p>
     <w:p>
       <w:pPr>
-        <w:pStyle w:val="Compact"/>
         <w:numPr>
           <w:ilvl w:val="0"/>
           <w:numId w:val="1002"/>
         </w:numPr>
-      </w:pPr>
-      <w:r>
-        <w:rPr>
-          <w:b/>
-          <w:bCs/>
+        <w:pStyle w:val="Compact"/>
+      </w:pPr>
+      <w:r>
+        <w:rPr>
+          <w:bCs/>
+          <w:b/>
         </w:rPr>
         <w:t xml:space="preserve">Upon receipt of trust-and-safety signals</w:t>
       </w:r>
@@ -554,16 +619,16 @@
     </w:p>
     <w:p>
       <w:pPr>
-        <w:pStyle w:val="Compact"/>
         <w:numPr>
           <w:ilvl w:val="0"/>
           <w:numId w:val="1002"/>
         </w:numPr>
-      </w:pPr>
-      <w:r>
-        <w:rPr>
-          <w:b/>
-          <w:bCs/>
+        <w:pStyle w:val="Compact"/>
+      </w:pPr>
+      <w:r>
+        <w:rPr>
+          <w:bCs/>
+          <w:b/>
         </w:rPr>
         <w:t xml:space="preserve">As required by law or by PureTask’s background-check vendor’s ongoing monitoring services</w:t>
       </w:r>
@@ -573,16 +638,16 @@
     </w:p>
     <w:p>
       <w:pPr>
-        <w:pStyle w:val="Compact"/>
         <w:numPr>
           <w:ilvl w:val="0"/>
           <w:numId w:val="1002"/>
         </w:numPr>
-      </w:pPr>
-      <w:r>
-        <w:rPr>
-          <w:b/>
-          <w:bCs/>
+        <w:pStyle w:val="Compact"/>
+      </w:pPr>
+      <w:r>
+        <w:rPr>
+          <w:bCs/>
+          <w:b/>
         </w:rPr>
         <w:t xml:space="preserve">At any other reasonable time</w:t>
       </w:r>
@@ -605,8 +670,8 @@
       </w:r>
       <w:r>
         <w:rPr>
-          <w:b/>
-          <w:bCs/>
+          <w:bCs/>
+          <w:b/>
         </w:rPr>
         <w:t xml:space="preserve">Part 5</w:t>
       </w:r>
@@ -621,8 +686,8 @@
       </w:r>
       <w:r>
         <w:rPr>
-          <w:b/>
-          <w:bCs/>
+          <w:bCs/>
+          <w:b/>
         </w:rPr>
         <w:t xml:space="preserve">Continued use of the Platform constitutes renewed consent.</w:t>
       </w:r>
@@ -637,23 +702,38 @@
       </w:r>
       <w:r>
         <w:rPr>
-          <w:b/>
-          <w:bCs/>
+          <w:bCs/>
+          <w:b/>
         </w:rPr>
         <w:t xml:space="preserve">otherpuretask@gmail.com</w:t>
       </w:r>
       <w:r>
-        <w:t xml:space="preserve">, subject “</w:t>
-      </w:r>
-      <w:r>
-        <w:rPr>
-          <w:b/>
-          <w:bCs/>
+        <w:t xml:space="preserve">, subject</w:t>
+      </w:r>
+      <w:r>
+        <w:t xml:space="preserve"> </w:t>
+      </w:r>
+      <w:r>
+        <w:t xml:space="preserve">“</w:t>
+      </w:r>
+      <w:r>
+        <w:rPr>
+          <w:bCs/>
+          <w:b/>
         </w:rPr>
         <w:t xml:space="preserve">FCRA Revocation</w:t>
       </w:r>
       <w:r>
-        <w:t xml:space="preserve">.” Revocation will result in deactivation of your Pro account, but does not retroactively affect prior reports.</w:t>
+        <w:t xml:space="preserve">.</w:t>
+      </w:r>
+      <w:r>
+        <w:t xml:space="preserve">”</w:t>
+      </w:r>
+      <w:r>
+        <w:t xml:space="preserve"> </w:t>
+      </w:r>
+      <w:r>
+        <w:t xml:space="preserve">Revocation will result in deactivation of your Pro account, but does not retroactively affect prior reports.</w:t>
       </w:r>
     </w:p>
     <w:p>
@@ -669,8 +749,8 @@
       </w:pPr>
       <w:r>
         <w:rPr>
+          <w:iCs/>
           <w:i/>
-          <w:iCs/>
         </w:rPr>
         <w:t xml:space="preserve">Signature page follows in Part 5. Please review Parts 2 through 4 if applicable to you.</w:t>
       </w:r>
@@ -682,10 +762,10 @@
         </w:pict>
       </w:r>
     </w:p>
-    <w:bookmarkEnd w:id="10"/>
-    <w:bookmarkEnd w:id="11"/>
-    <w:bookmarkEnd w:id="12"/>
-    <w:bookmarkStart w:id="16" w:name="X1b00f359b5d40da917352e37b4528b6527ac92c"/>
+    <w:bookmarkEnd w:id="21"/>
+    <w:bookmarkEnd w:id="22"/>
+    <w:bookmarkEnd w:id="23"/>
+    <w:bookmarkStart w:id="27" w:name="X1b00f359b5d40da917352e37b4528b6527ac92c"/>
     <w:p>
       <w:pPr>
         <w:pStyle w:val="Heading1"/>
@@ -694,7 +774,7 @@
         <w:t xml:space="preserve">PART 2 — California Applicants Only (ICRAA, CCRAA, and Fair Chance Act)</w:t>
       </w:r>
     </w:p>
-    <w:bookmarkStart w:id="13" w:name="X35e8902dddfcc15e0602419be6e796f3168c543"/>
+    <w:bookmarkStart w:id="24" w:name="X35e8902dddfcc15e0602419be6e796f3168c543"/>
     <w:p>
       <w:pPr>
         <w:pStyle w:val="Heading2"/>
@@ -709,8 +789,8 @@
       </w:pPr>
       <w:r>
         <w:rPr>
-          <w:b/>
-          <w:bCs/>
+          <w:bCs/>
+          <w:b/>
         </w:rPr>
         <w:t xml:space="preserve">Notice Regarding Investigative Consumer Reports.</w:t>
       </w:r>
@@ -722,8 +802,8 @@
       </w:r>
       <w:r>
         <w:rPr>
-          <w:b/>
-          <w:bCs/>
+          <w:bCs/>
+          <w:b/>
         </w:rPr>
         <w:t xml:space="preserve">Cal. Civ. Code § 1786 et seq.</w:t>
       </w:r>
@@ -735,8 +815,8 @@
       </w:r>
       <w:r>
         <w:rPr>
-          <w:b/>
-          <w:bCs/>
+          <w:bCs/>
+          <w:b/>
         </w:rPr>
         <w:t xml:space="preserve">investigative consumer report</w:t>
       </w:r>
@@ -769,8 +849,8 @@
       </w:pPr>
       <w:r>
         <w:rPr>
-          <w:b/>
-          <w:bCs/>
+          <w:bCs/>
+          <w:b/>
         </w:rPr>
         <w:t xml:space="preserve">[Vendor name and address — same as Part 1]</w:t>
       </w:r>
@@ -793,11 +873,11 @@
     </w:p>
     <w:p>
       <w:pPr>
-        <w:pStyle w:val="Compact"/>
         <w:numPr>
           <w:ilvl w:val="0"/>
           <w:numId w:val="1003"/>
         </w:numPr>
+        <w:pStyle w:val="Compact"/>
       </w:pPr>
       <w:r>
         <w:t xml:space="preserve">The</w:t>
@@ -807,8 +887,8 @@
       </w:r>
       <w:r>
         <w:rPr>
-          <w:b/>
-          <w:bCs/>
+          <w:bCs/>
+          <w:b/>
         </w:rPr>
         <w:t xml:space="preserve">nature and scope</w:t>
       </w:r>
@@ -821,11 +901,11 @@
     </w:p>
     <w:p>
       <w:pPr>
-        <w:pStyle w:val="Compact"/>
         <w:numPr>
           <w:ilvl w:val="0"/>
           <w:numId w:val="1003"/>
         </w:numPr>
+        <w:pStyle w:val="Compact"/>
       </w:pPr>
       <w:r>
         <w:t xml:space="preserve">A</w:t>
@@ -835,8 +915,8 @@
       </w:r>
       <w:r>
         <w:rPr>
-          <w:b/>
-          <w:bCs/>
+          <w:bCs/>
+          <w:b/>
         </w:rPr>
         <w:t xml:space="preserve">copy</w:t>
       </w:r>
@@ -849,11 +929,11 @@
     </w:p>
     <w:p>
       <w:pPr>
-        <w:pStyle w:val="Compact"/>
         <w:numPr>
           <w:ilvl w:val="0"/>
           <w:numId w:val="1003"/>
         </w:numPr>
+        <w:pStyle w:val="Compact"/>
       </w:pPr>
       <w:r>
         <w:t xml:space="preserve">A</w:t>
@@ -863,8 +943,8 @@
       </w:r>
       <w:r>
         <w:rPr>
-          <w:b/>
-          <w:bCs/>
+          <w:bCs/>
+          <w:b/>
         </w:rPr>
         <w:t xml:space="preserve">summary</w:t>
       </w:r>
@@ -881,8 +961,8 @@
       </w:pPr>
       <w:r>
         <w:rPr>
-          <w:b/>
-          <w:bCs/>
+          <w:bCs/>
+          <w:b/>
         </w:rPr>
         <w:t xml:space="preserve">☐ Yes, please provide me with a copy of any investigative consumer report prepared about me.</w:t>
       </w:r>
@@ -899,8 +979,8 @@
       </w:r>
       <w:r>
         <w:rPr>
-          <w:b/>
-          <w:bCs/>
+          <w:bCs/>
+          <w:b/>
         </w:rPr>
         <w:t xml:space="preserve">Part 4(B)</w:t>
       </w:r>
@@ -908,8 +988,8 @@
         <w:t xml:space="preserve">.</w:t>
       </w:r>
     </w:p>
-    <w:bookmarkEnd w:id="13"/>
-    <w:bookmarkStart w:id="14" w:name="Xd19a5d4caac0f94e85edbe3c6454df387849a4e"/>
+    <w:bookmarkEnd w:id="24"/>
+    <w:bookmarkStart w:id="25" w:name="Xd19a5d4caac0f94e85edbe3c6454df387849a4e"/>
     <w:p>
       <w:pPr>
         <w:pStyle w:val="Heading2"/>
@@ -930,8 +1010,8 @@
       </w:r>
       <w:r>
         <w:rPr>
-          <w:b/>
-          <w:bCs/>
+          <w:bCs/>
+          <w:b/>
         </w:rPr>
         <w:t xml:space="preserve">consumer credit report</w:t>
       </w:r>
@@ -946,8 +1026,8 @@
       </w:r>
       <w:r>
         <w:rPr>
-          <w:b/>
-          <w:bCs/>
+          <w:bCs/>
+          <w:b/>
         </w:rPr>
         <w:t xml:space="preserve">Cal. Civ. Code § 1785 et seq.</w:t>
       </w:r>
@@ -959,8 +1039,8 @@
       </w:r>
       <w:r>
         <w:rPr>
-          <w:b/>
-          <w:bCs/>
+          <w:bCs/>
+          <w:b/>
         </w:rPr>
         <w:t xml:space="preserve">not</w:t>
       </w:r>
@@ -971,8 +1051,8 @@
         <w:t xml:space="preserve">currently obtain credit reports as part of Pro screening.</w:t>
       </w:r>
     </w:p>
-    <w:bookmarkEnd w:id="14"/>
-    <w:bookmarkStart w:id="15" w:name="X292e36394287c01f3d0acd56d43cbf3748f45cd"/>
+    <w:bookmarkEnd w:id="25"/>
+    <w:bookmarkStart w:id="26" w:name="X292e36394287c01f3d0acd56d43cbf3748f45cd"/>
     <w:p>
       <w:pPr>
         <w:pStyle w:val="Heading2"/>
@@ -993,8 +1073,8 @@
       </w:r>
       <w:r>
         <w:rPr>
-          <w:b/>
-          <w:bCs/>
+          <w:bCs/>
+          <w:b/>
         </w:rPr>
         <w:t xml:space="preserve">California Fair Chance Act</w:t>
       </w:r>
@@ -1007,11 +1087,11 @@
     </w:p>
     <w:p>
       <w:pPr>
-        <w:pStyle w:val="Compact"/>
         <w:numPr>
           <w:ilvl w:val="0"/>
           <w:numId w:val="1004"/>
         </w:numPr>
+        <w:pStyle w:val="Compact"/>
       </w:pPr>
       <w:r>
         <w:t xml:space="preserve">PureTask</w:t>
@@ -1021,8 +1101,8 @@
       </w:r>
       <w:r>
         <w:rPr>
-          <w:b/>
-          <w:bCs/>
+          <w:bCs/>
+          <w:b/>
         </w:rPr>
         <w:t xml:space="preserve">will not</w:t>
       </w:r>
@@ -1035,11 +1115,11 @@
     </w:p>
     <w:p>
       <w:pPr>
-        <w:pStyle w:val="Compact"/>
         <w:numPr>
           <w:ilvl w:val="0"/>
           <w:numId w:val="1004"/>
         </w:numPr>
+        <w:pStyle w:val="Compact"/>
       </w:pPr>
       <w:r>
         <w:t xml:space="preserve">PureTask’s background-check vendor returns information only after the initial eligibility determination;</w:t>
@@ -1047,16 +1127,16 @@
     </w:p>
     <w:p>
       <w:pPr>
-        <w:pStyle w:val="Compact"/>
         <w:numPr>
           <w:ilvl w:val="0"/>
           <w:numId w:val="1004"/>
         </w:numPr>
-      </w:pPr>
-      <w:r>
-        <w:rPr>
-          <w:b/>
-          <w:bCs/>
+        <w:pStyle w:val="Compact"/>
+      </w:pPr>
+      <w:r>
+        <w:rPr>
+          <w:bCs/>
+          <w:b/>
         </w:rPr>
         <w:t xml:space="preserve">Marijuana-related convictions</w:t>
       </w:r>
@@ -1068,8 +1148,8 @@
       </w:r>
       <w:r>
         <w:rPr>
-          <w:b/>
-          <w:bCs/>
+          <w:bCs/>
+          <w:b/>
         </w:rPr>
         <w:t xml:space="preserve">will not</w:t>
       </w:r>
@@ -1084,8 +1164,8 @@
       </w:r>
       <w:r>
         <w:rPr>
-          <w:b/>
-          <w:bCs/>
+          <w:bCs/>
+          <w:b/>
         </w:rPr>
         <w:t xml:space="preserve">two years ago</w:t>
       </w:r>
@@ -1097,8 +1177,8 @@
       </w:r>
       <w:r>
         <w:rPr>
-          <w:b/>
-          <w:bCs/>
+          <w:bCs/>
+          <w:b/>
         </w:rPr>
         <w:t xml:space="preserve">Cal. Lab. Code § 432.8</w:t>
       </w:r>
@@ -1113,8 +1193,8 @@
       </w:r>
       <w:r>
         <w:rPr>
-          <w:b/>
-          <w:bCs/>
+          <w:bCs/>
+          <w:b/>
         </w:rPr>
         <w:t xml:space="preserve">Cal. Gov. Code § 11362.45</w:t>
       </w:r>
@@ -1126,8 +1206,8 @@
       </w:r>
       <w:r>
         <w:rPr>
-          <w:b/>
-          <w:bCs/>
+          <w:bCs/>
+          <w:b/>
         </w:rPr>
         <w:t xml:space="preserve">will not</w:t>
       </w:r>
@@ -1142,8 +1222,8 @@
       </w:r>
       <w:r>
         <w:rPr>
-          <w:b/>
-          <w:bCs/>
+          <w:bCs/>
+          <w:b/>
         </w:rPr>
         <w:t xml:space="preserve">off-duty cannabis use</w:t>
       </w:r>
@@ -1158,8 +1238,8 @@
       </w:r>
       <w:r>
         <w:rPr>
-          <w:b/>
-          <w:bCs/>
+          <w:bCs/>
+          <w:b/>
         </w:rPr>
         <w:t xml:space="preserve">AB 2188</w:t>
       </w:r>
@@ -1174,8 +1254,8 @@
       </w:r>
       <w:r>
         <w:rPr>
-          <w:b/>
-          <w:bCs/>
+          <w:bCs/>
+          <w:b/>
         </w:rPr>
         <w:t xml:space="preserve">SB 700</w:t>
       </w:r>
@@ -1188,16 +1268,16 @@
     </w:p>
     <w:p>
       <w:pPr>
-        <w:pStyle w:val="Compact"/>
         <w:numPr>
           <w:ilvl w:val="0"/>
           <w:numId w:val="1004"/>
         </w:numPr>
-      </w:pPr>
-      <w:r>
-        <w:rPr>
-          <w:b/>
-          <w:bCs/>
+        <w:pStyle w:val="Compact"/>
+      </w:pPr>
+      <w:r>
+        <w:rPr>
+          <w:bCs/>
+          <w:b/>
         </w:rPr>
         <w:t xml:space="preserve">Sealed, expunged, or dismissed convictions</w:t>
       </w:r>
@@ -1209,8 +1289,8 @@
       </w:r>
       <w:r>
         <w:rPr>
-          <w:b/>
-          <w:bCs/>
+          <w:bCs/>
+          <w:b/>
         </w:rPr>
         <w:t xml:space="preserve">will not</w:t>
       </w:r>
@@ -1223,16 +1303,16 @@
     </w:p>
     <w:p>
       <w:pPr>
-        <w:pStyle w:val="Compact"/>
         <w:numPr>
           <w:ilvl w:val="0"/>
           <w:numId w:val="1004"/>
         </w:numPr>
-      </w:pPr>
-      <w:r>
-        <w:rPr>
-          <w:b/>
-          <w:bCs/>
+        <w:pStyle w:val="Compact"/>
+      </w:pPr>
+      <w:r>
+        <w:rPr>
+          <w:bCs/>
+          <w:b/>
         </w:rPr>
         <w:t xml:space="preserve">Juvenile records</w:t>
       </w:r>
@@ -1242,16 +1322,16 @@
     </w:p>
     <w:p>
       <w:pPr>
-        <w:pStyle w:val="Compact"/>
         <w:numPr>
           <w:ilvl w:val="0"/>
           <w:numId w:val="1004"/>
         </w:numPr>
-      </w:pPr>
-      <w:r>
-        <w:rPr>
-          <w:b/>
-          <w:bCs/>
+        <w:pStyle w:val="Compact"/>
+      </w:pPr>
+      <w:r>
+        <w:rPr>
+          <w:bCs/>
+          <w:b/>
         </w:rPr>
         <w:t xml:space="preserve">Arrests not leading to conviction</w:t>
       </w:r>
@@ -1271,8 +1351,8 @@
       </w:r>
       <w:r>
         <w:rPr>
-          <w:b/>
-          <w:bCs/>
+          <w:bCs/>
+          <w:b/>
         </w:rPr>
         <w:t xml:space="preserve">Pre-Adverse Action Notice</w:t>
       </w:r>
@@ -1287,8 +1367,8 @@
       </w:r>
       <w:r>
         <w:rPr>
-          <w:b/>
-          <w:bCs/>
+          <w:bCs/>
+          <w:b/>
         </w:rPr>
         <w:t xml:space="preserve">Notice of Rights</w:t>
       </w:r>
@@ -1300,8 +1380,8 @@
       </w:r>
       <w:r>
         <w:rPr>
-          <w:b/>
-          <w:bCs/>
+          <w:bCs/>
+          <w:b/>
         </w:rPr>
         <w:t xml:space="preserve">5-business-day opportunity</w:t>
       </w:r>
@@ -1316,8 +1396,8 @@
       </w:r>
       <w:r>
         <w:rPr>
-          <w:b/>
-          <w:bCs/>
+          <w:bCs/>
+          <w:b/>
         </w:rPr>
         <w:t xml:space="preserve">Adverse Action Notice</w:t>
       </w:r>
@@ -1335,9 +1415,9 @@
         </w:pict>
       </w:r>
     </w:p>
-    <w:bookmarkEnd w:id="15"/>
-    <w:bookmarkEnd w:id="16"/>
-    <w:bookmarkStart w:id="19" w:name="Xbc728adb959506c6595f04ed36497f92c52b52c"/>
+    <w:bookmarkEnd w:id="26"/>
+    <w:bookmarkEnd w:id="27"/>
+    <w:bookmarkStart w:id="30" w:name="Xbc728adb959506c6595f04ed36497f92c52b52c"/>
     <w:p>
       <w:pPr>
         <w:pStyle w:val="Heading1"/>
@@ -1346,7 +1426,7 @@
         <w:t xml:space="preserve">PART 3 — Texas and Florida State-Specific Notices</w:t>
       </w:r>
     </w:p>
-    <w:bookmarkStart w:id="17" w:name="texas-applicants"/>
+    <w:bookmarkStart w:id="28" w:name="texas-applicants"/>
     <w:p>
       <w:pPr>
         <w:pStyle w:val="Heading2"/>
@@ -1367,8 +1447,8 @@
       </w:r>
       <w:r>
         <w:rPr>
-          <w:b/>
-          <w:bCs/>
+          <w:bCs/>
+          <w:b/>
         </w:rPr>
         <w:t xml:space="preserve">Texas Business and Commerce Code § 20.05</w:t>
       </w:r>
@@ -1388,8 +1468,8 @@
       </w:r>
       <w:r>
         <w:rPr>
-          <w:b/>
-          <w:bCs/>
+          <w:bCs/>
+          <w:b/>
         </w:rPr>
         <w:t xml:space="preserve">not</w:t>
       </w:r>
@@ -1404,8 +1484,8 @@
       </w:r>
       <w:r>
         <w:rPr>
-          <w:b/>
-          <w:bCs/>
+          <w:bCs/>
+          <w:b/>
         </w:rPr>
         <w:t xml:space="preserve">EEOC Enforcement Guidance</w:t>
       </w:r>
@@ -1416,8 +1496,8 @@
         <w:t xml:space="preserve">(April 25, 2012) factors: nature and gravity of the offense, time elapsed, and nature of the position/role.</w:t>
       </w:r>
     </w:p>
-    <w:bookmarkEnd w:id="17"/>
-    <w:bookmarkStart w:id="18" w:name="florida-applicants"/>
+    <w:bookmarkEnd w:id="28"/>
+    <w:bookmarkStart w:id="29" w:name="florida-applicants"/>
     <w:p>
       <w:pPr>
         <w:pStyle w:val="Heading2"/>
@@ -1438,8 +1518,8 @@
       </w:r>
       <w:r>
         <w:rPr>
-          <w:b/>
-          <w:bCs/>
+          <w:bCs/>
+          <w:b/>
         </w:rPr>
         <w:t xml:space="preserve">Florida Statutes § 559.72</w:t>
       </w:r>
@@ -1454,8 +1534,8 @@
       </w:r>
       <w:r>
         <w:rPr>
-          <w:b/>
-          <w:bCs/>
+          <w:bCs/>
+          <w:b/>
         </w:rPr>
         <w:t xml:space="preserve">§ 501.005</w:t>
       </w:r>
@@ -1478,10 +1558,24 @@
       </w:r>
       <w:r>
         <w:rPr>
-          <w:b/>
-          <w:bCs/>
-        </w:rPr>
-        <w:t xml:space="preserve">“Ban the Box”</w:t>
+          <w:bCs/>
+          <w:b/>
+        </w:rPr>
+        <w:t xml:space="preserve">“</w:t>
+      </w:r>
+      <w:r>
+        <w:rPr>
+          <w:bCs/>
+          <w:b/>
+        </w:rPr>
+        <w:t xml:space="preserve">Ban the Box</w:t>
+      </w:r>
+      <w:r>
+        <w:rPr>
+          <w:bCs/>
+          <w:b/>
+        </w:rPr>
+        <w:t xml:space="preserve">”</w:t>
       </w:r>
       <w:r>
         <w:t xml:space="preserve"> </w:t>
@@ -1497,9 +1591,9 @@
         </w:pict>
       </w:r>
     </w:p>
-    <w:bookmarkEnd w:id="18"/>
-    <w:bookmarkEnd w:id="19"/>
-    <w:bookmarkStart w:id="22" w:name="part-4-summary-of-your-rights"/>
+    <w:bookmarkEnd w:id="29"/>
+    <w:bookmarkEnd w:id="30"/>
+    <w:bookmarkStart w:id="33" w:name="part-4-summary-of-your-rights"/>
     <w:p>
       <w:pPr>
         <w:pStyle w:val="Heading1"/>
@@ -1508,7 +1602,7 @@
         <w:t xml:space="preserve">PART 4 — Summary of Your Rights</w:t>
       </w:r>
     </w:p>
-    <w:bookmarkStart w:id="20" w:name="Xbc6d358f273bed3014471ad1728bd85aa4f23f7"/>
+    <w:bookmarkStart w:id="31" w:name="Xbc6d358f273bed3014471ad1728bd85aa4f23f7"/>
     <w:p>
       <w:pPr>
         <w:pStyle w:val="Heading2"/>
@@ -1529,8 +1623,8 @@
       </w:r>
       <w:r>
         <w:rPr>
-          <w:b/>
-          <w:bCs/>
+          <w:bCs/>
+          <w:b/>
         </w:rPr>
         <w:t xml:space="preserve">Fair Credit Reporting Act (FCRA)</w:t>
       </w:r>
@@ -1543,16 +1637,16 @@
     </w:p>
     <w:p>
       <w:pPr>
-        <w:pStyle w:val="Compact"/>
         <w:numPr>
           <w:ilvl w:val="0"/>
           <w:numId w:val="1005"/>
         </w:numPr>
-      </w:pPr>
-      <w:r>
-        <w:rPr>
-          <w:b/>
-          <w:bCs/>
+        <w:pStyle w:val="Compact"/>
+      </w:pPr>
+      <w:r>
+        <w:rPr>
+          <w:bCs/>
+          <w:b/>
         </w:rPr>
         <w:t xml:space="preserve">You must be told if information in your file has been used against you.</w:t>
       </w:r>
@@ -1565,16 +1659,16 @@
     </w:p>
     <w:p>
       <w:pPr>
-        <w:pStyle w:val="Compact"/>
         <w:numPr>
           <w:ilvl w:val="0"/>
           <w:numId w:val="1005"/>
         </w:numPr>
-      </w:pPr>
-      <w:r>
-        <w:rPr>
-          <w:b/>
-          <w:bCs/>
+        <w:pStyle w:val="Compact"/>
+      </w:pPr>
+      <w:r>
+        <w:rPr>
+          <w:bCs/>
+          <w:b/>
         </w:rPr>
         <w:t xml:space="preserve">You have the right to know what is in your file.</w:t>
       </w:r>
@@ -1582,21 +1676,36 @@
         <w:t xml:space="preserve"> </w:t>
       </w:r>
       <w:r>
-        <w:t xml:space="preserve">You may request and obtain all the information about you in the files of a consumer reporting agency (your “file disclosure”). In some cases, the disclosure is free.</w:t>
-      </w:r>
-    </w:p>
-    <w:p>
-      <w:pPr>
-        <w:pStyle w:val="Compact"/>
+        <w:t xml:space="preserve">You may request and obtain all the information about you in the files of a consumer reporting agency (your</w:t>
+      </w:r>
+      <w:r>
+        <w:t xml:space="preserve"> </w:t>
+      </w:r>
+      <w:r>
+        <w:t xml:space="preserve">“</w:t>
+      </w:r>
+      <w:r>
+        <w:t xml:space="preserve">file disclosure</w:t>
+      </w:r>
+      <w:r>
+        <w:t xml:space="preserve">”</w:t>
+      </w:r>
+      <w:r>
+        <w:t xml:space="preserve">). In some cases, the disclosure is free.</w:t>
+      </w:r>
+    </w:p>
+    <w:p>
+      <w:pPr>
         <w:numPr>
           <w:ilvl w:val="0"/>
           <w:numId w:val="1005"/>
         </w:numPr>
-      </w:pPr>
-      <w:r>
-        <w:rPr>
-          <w:b/>
-          <w:bCs/>
+        <w:pStyle w:val="Compact"/>
+      </w:pPr>
+      <w:r>
+        <w:rPr>
+          <w:bCs/>
+          <w:b/>
         </w:rPr>
         <w:t xml:space="preserve">You have the right to ask for a credit score.</w:t>
       </w:r>
@@ -1609,16 +1718,16 @@
     </w:p>
     <w:p>
       <w:pPr>
-        <w:pStyle w:val="Compact"/>
         <w:numPr>
           <w:ilvl w:val="0"/>
           <w:numId w:val="1005"/>
         </w:numPr>
-      </w:pPr>
-      <w:r>
-        <w:rPr>
-          <w:b/>
-          <w:bCs/>
+        <w:pStyle w:val="Compact"/>
+      </w:pPr>
+      <w:r>
+        <w:rPr>
+          <w:bCs/>
+          <w:b/>
         </w:rPr>
         <w:t xml:space="preserve">You have the right to dispute incomplete or inaccurate information.</w:t>
       </w:r>
@@ -1631,32 +1740,32 @@
     </w:p>
     <w:p>
       <w:pPr>
-        <w:pStyle w:val="Compact"/>
         <w:numPr>
           <w:ilvl w:val="0"/>
           <w:numId w:val="1005"/>
         </w:numPr>
-      </w:pPr>
-      <w:r>
-        <w:rPr>
-          <w:b/>
-          <w:bCs/>
+        <w:pStyle w:val="Compact"/>
+      </w:pPr>
+      <w:r>
+        <w:rPr>
+          <w:bCs/>
+          <w:b/>
         </w:rPr>
         <w:t xml:space="preserve">Consumer reporting agencies must correct or delete inaccurate, incomplete, or unverifiable information.</w:t>
       </w:r>
     </w:p>
     <w:p>
       <w:pPr>
-        <w:pStyle w:val="Compact"/>
         <w:numPr>
           <w:ilvl w:val="0"/>
           <w:numId w:val="1005"/>
         </w:numPr>
-      </w:pPr>
-      <w:r>
-        <w:rPr>
-          <w:b/>
-          <w:bCs/>
+        <w:pStyle w:val="Compact"/>
+      </w:pPr>
+      <w:r>
+        <w:rPr>
+          <w:bCs/>
+          <w:b/>
         </w:rPr>
         <w:t xml:space="preserve">Consumer reporting agencies may not report outdated negative information.</w:t>
       </w:r>
@@ -1669,16 +1778,16 @@
     </w:p>
     <w:p>
       <w:pPr>
-        <w:pStyle w:val="Compact"/>
         <w:numPr>
           <w:ilvl w:val="0"/>
           <w:numId w:val="1005"/>
         </w:numPr>
-      </w:pPr>
-      <w:r>
-        <w:rPr>
-          <w:b/>
-          <w:bCs/>
+        <w:pStyle w:val="Compact"/>
+      </w:pPr>
+      <w:r>
+        <w:rPr>
+          <w:bCs/>
+          <w:b/>
         </w:rPr>
         <w:t xml:space="preserve">Access to your file is limited</w:t>
       </w:r>
@@ -1691,16 +1800,16 @@
     </w:p>
     <w:p>
       <w:pPr>
-        <w:pStyle w:val="Compact"/>
         <w:numPr>
           <w:ilvl w:val="0"/>
           <w:numId w:val="1005"/>
         </w:numPr>
-      </w:pPr>
-      <w:r>
-        <w:rPr>
-          <w:b/>
-          <w:bCs/>
+        <w:pStyle w:val="Compact"/>
+      </w:pPr>
+      <w:r>
+        <w:rPr>
+          <w:bCs/>
+          <w:b/>
         </w:rPr>
         <w:t xml:space="preserve">You must give your consent</w:t>
       </w:r>
@@ -1713,18 +1822,60 @@
     </w:p>
     <w:p>
       <w:pPr>
-        <w:pStyle w:val="Compact"/>
         <w:numPr>
           <w:ilvl w:val="0"/>
           <w:numId w:val="1005"/>
         </w:numPr>
-      </w:pPr>
-      <w:r>
-        <w:rPr>
-          <w:b/>
-          <w:bCs/>
-        </w:rPr>
-        <w:t xml:space="preserve">You may limit “prescreened” offers</w:t>
+        <w:pStyle w:val="Compact"/>
+      </w:pPr>
+      <w:r>
+        <w:rPr>
+          <w:bCs/>
+          <w:b/>
+        </w:rPr>
+        <w:t xml:space="preserve">You may limit</w:t>
+      </w:r>
+      <w:r>
+        <w:rPr>
+          <w:bCs/>
+          <w:b/>
+        </w:rPr>
+        <w:t xml:space="preserve"> </w:t>
+      </w:r>
+      <w:r>
+        <w:rPr>
+          <w:bCs/>
+          <w:b/>
+        </w:rPr>
+        <w:t xml:space="preserve">“</w:t>
+      </w:r>
+      <w:r>
+        <w:rPr>
+          <w:bCs/>
+          <w:b/>
+        </w:rPr>
+        <w:t xml:space="preserve">prescreened</w:t>
+      </w:r>
+      <w:r>
+        <w:rPr>
+          <w:bCs/>
+          <w:b/>
+        </w:rPr>
+        <w:t xml:space="preserve">”</w:t>
+      </w:r>
+      <w:r>
+        <w:rPr>
+          <w:bCs/>
+          <w:b/>
+        </w:rPr>
+        <w:t xml:space="preserve"> </w:t>
+      </w:r>
+      <w:r>
+        <w:rPr>
+          <w:bCs/>
+          <w:b/>
+        </w:rPr>
+        <w:t xml:space="preserve">offers</w:t>
       </w:r>
       <w:r>
         <w:t xml:space="preserve"> </w:t>
@@ -1735,16 +1886,16 @@
     </w:p>
     <w:p>
       <w:pPr>
-        <w:pStyle w:val="Compact"/>
         <w:numPr>
           <w:ilvl w:val="0"/>
           <w:numId w:val="1005"/>
         </w:numPr>
-      </w:pPr>
-      <w:r>
-        <w:rPr>
-          <w:b/>
-          <w:bCs/>
+        <w:pStyle w:val="Compact"/>
+      </w:pPr>
+      <w:r>
+        <w:rPr>
+          <w:bCs/>
+          <w:b/>
         </w:rPr>
         <w:t xml:space="preserve">You may seek damages from violators</w:t>
       </w:r>
@@ -1767,8 +1918,8 @@
       </w:r>
       <w:r>
         <w:rPr>
-          <w:b/>
-          <w:bCs/>
+          <w:bCs/>
+          <w:b/>
         </w:rPr>
         <w:t xml:space="preserve">Consumer Financial Protection Bureau (CFPB)</w:t>
       </w:r>
@@ -1780,8 +1931,8 @@
       </w:r>
       <w:r>
         <w:rPr>
-          <w:b/>
-          <w:bCs/>
+          <w:bCs/>
+          <w:b/>
         </w:rPr>
         <w:t xml:space="preserve">consumerfinance.gov</w:t>
       </w:r>
@@ -1789,8 +1940,8 @@
         <w:t xml:space="preserve">.</w:t>
       </w:r>
     </w:p>
-    <w:bookmarkEnd w:id="20"/>
-    <w:bookmarkStart w:id="21" w:name="X9e0b616d87f9edf84bec09851e6c98be237e9f0"/>
+    <w:bookmarkEnd w:id="31"/>
+    <w:bookmarkStart w:id="32" w:name="X9e0b616d87f9edf84bec09851e6c98be237e9f0"/>
     <w:p>
       <w:pPr>
         <w:pStyle w:val="Heading2"/>
@@ -1811,8 +1962,8 @@
       </w:r>
       <w:r>
         <w:rPr>
-          <w:b/>
-          <w:bCs/>
+          <w:bCs/>
+          <w:b/>
         </w:rPr>
         <w:t xml:space="preserve">investigative consumer report</w:t>
       </w:r>
@@ -1825,16 +1976,16 @@
     </w:p>
     <w:p>
       <w:pPr>
-        <w:pStyle w:val="Compact"/>
         <w:numPr>
           <w:ilvl w:val="0"/>
           <w:numId w:val="1006"/>
         </w:numPr>
-      </w:pPr>
-      <w:r>
-        <w:rPr>
-          <w:b/>
-          <w:bCs/>
+        <w:pStyle w:val="Compact"/>
+      </w:pPr>
+      <w:r>
+        <w:rPr>
+          <w:bCs/>
+          <w:b/>
         </w:rPr>
         <w:t xml:space="preserve">Visit the consumer reporting agency’s offices</w:t>
       </w:r>
@@ -1847,16 +1998,16 @@
     </w:p>
     <w:p>
       <w:pPr>
-        <w:pStyle w:val="Compact"/>
         <w:numPr>
           <w:ilvl w:val="0"/>
           <w:numId w:val="1006"/>
         </w:numPr>
-      </w:pPr>
-      <w:r>
-        <w:rPr>
-          <w:b/>
-          <w:bCs/>
+        <w:pStyle w:val="Compact"/>
+      </w:pPr>
+      <w:r>
+        <w:rPr>
+          <w:bCs/>
+          <w:b/>
         </w:rPr>
         <w:t xml:space="preserve">Receive a copy of the report by certified mail</w:t>
       </w:r>
@@ -1869,16 +2020,16 @@
     </w:p>
     <w:p>
       <w:pPr>
-        <w:pStyle w:val="Compact"/>
         <w:numPr>
           <w:ilvl w:val="0"/>
           <w:numId w:val="1006"/>
         </w:numPr>
-      </w:pPr>
-      <w:r>
-        <w:rPr>
-          <w:b/>
-          <w:bCs/>
+        <w:pStyle w:val="Compact"/>
+      </w:pPr>
+      <w:r>
+        <w:rPr>
+          <w:bCs/>
+          <w:b/>
         </w:rPr>
         <w:t xml:space="preserve">Receive a summary of the file by telephone</w:t>
       </w:r>
@@ -1901,9 +2052,9 @@
         </w:pict>
       </w:r>
     </w:p>
-    <w:bookmarkEnd w:id="21"/>
-    <w:bookmarkEnd w:id="22"/>
-    <w:bookmarkStart w:id="24" w:name="Xb059d11d040f4ba7f6c429d5bb9e6d1348c72a4"/>
+    <w:bookmarkEnd w:id="32"/>
+    <w:bookmarkEnd w:id="33"/>
+    <w:bookmarkStart w:id="35" w:name="Xb059d11d040f4ba7f6c429d5bb9e6d1348c72a4"/>
     <w:p>
       <w:pPr>
         <w:pStyle w:val="Heading1"/>
@@ -1924,8 +2075,8 @@
       </w:r>
       <w:r>
         <w:rPr>
-          <w:b/>
-          <w:bCs/>
+          <w:bCs/>
+          <w:b/>
         </w:rPr>
         <w:t xml:space="preserve">Disclosure</w:t>
       </w:r>
@@ -1948,8 +2099,8 @@
       </w:r>
       <w:r>
         <w:rPr>
-          <w:b/>
-          <w:bCs/>
+          <w:bCs/>
+          <w:b/>
         </w:rPr>
         <w:t xml:space="preserve">authorize</w:t>
       </w:r>
@@ -1970,11 +2121,11 @@
     </w:p>
     <w:p>
       <w:pPr>
-        <w:pStyle w:val="Compact"/>
         <w:numPr>
           <w:ilvl w:val="0"/>
           <w:numId w:val="1007"/>
         </w:numPr>
+        <w:pStyle w:val="Compact"/>
       </w:pPr>
       <w:r>
         <w:t xml:space="preserve">I have the right to request a copy of any consumer report obtained;</w:t>
@@ -1982,11 +2133,11 @@
     </w:p>
     <w:p>
       <w:pPr>
-        <w:pStyle w:val="Compact"/>
         <w:numPr>
           <w:ilvl w:val="0"/>
           <w:numId w:val="1007"/>
         </w:numPr>
+        <w:pStyle w:val="Compact"/>
       </w:pPr>
       <w:r>
         <w:t xml:space="preserve">I have the right to dispute the accuracy of any information in the report directly with the consumer reporting agency;</w:t>
@@ -1994,11 +2145,11 @@
     </w:p>
     <w:p>
       <w:pPr>
-        <w:pStyle w:val="Compact"/>
         <w:numPr>
           <w:ilvl w:val="0"/>
           <w:numId w:val="1007"/>
         </w:numPr>
+        <w:pStyle w:val="Compact"/>
       </w:pPr>
       <w:r>
         <w:t xml:space="preserve">A consumer report or investigative consumer report may be obtained</w:t>
@@ -2008,8 +2159,8 @@
       </w:r>
       <w:r>
         <w:rPr>
-          <w:b/>
-          <w:bCs/>
+          <w:bCs/>
+          <w:b/>
         </w:rPr>
         <w:t xml:space="preserve">at any time during my use of the Platform, not just at signup</w:t>
       </w:r>
@@ -2019,11 +2170,11 @@
     </w:p>
     <w:p>
       <w:pPr>
-        <w:pStyle w:val="Compact"/>
         <w:numPr>
           <w:ilvl w:val="0"/>
           <w:numId w:val="1007"/>
         </w:numPr>
+        <w:pStyle w:val="Compact"/>
       </w:pPr>
       <w:r>
         <w:t xml:space="preserve">I may revoke this authorization at any time by emailing</w:t>
@@ -2033,32 +2184,47 @@
       </w:r>
       <w:r>
         <w:rPr>
-          <w:b/>
-          <w:bCs/>
+          <w:bCs/>
+          <w:b/>
         </w:rPr>
         <w:t xml:space="preserve">otherpuretask@gmail.com</w:t>
       </w:r>
       <w:r>
-        <w:t xml:space="preserve">, subject “</w:t>
-      </w:r>
-      <w:r>
-        <w:rPr>
-          <w:b/>
-          <w:bCs/>
+        <w:t xml:space="preserve">, subject</w:t>
+      </w:r>
+      <w:r>
+        <w:t xml:space="preserve"> </w:t>
+      </w:r>
+      <w:r>
+        <w:t xml:space="preserve">“</w:t>
+      </w:r>
+      <w:r>
+        <w:rPr>
+          <w:bCs/>
+          <w:b/>
         </w:rPr>
         <w:t xml:space="preserve">FCRA Revocation</w:t>
       </w:r>
       <w:r>
-        <w:t xml:space="preserve">,” but revocation will result in deactivation of my Pro account;</w:t>
-      </w:r>
-    </w:p>
-    <w:p>
-      <w:pPr>
-        <w:pStyle w:val="Compact"/>
+        <w:t xml:space="preserve">,</w:t>
+      </w:r>
+      <w:r>
+        <w:t xml:space="preserve">”</w:t>
+      </w:r>
+      <w:r>
+        <w:t xml:space="preserve"> </w:t>
+      </w:r>
+      <w:r>
+        <w:t xml:space="preserve">but revocation will result in deactivation of my Pro account;</w:t>
+      </w:r>
+    </w:p>
+    <w:p>
+      <w:pPr>
         <w:numPr>
           <w:ilvl w:val="0"/>
           <w:numId w:val="1007"/>
         </w:numPr>
+        <w:pStyle w:val="Compact"/>
       </w:pPr>
       <w:r>
         <w:t xml:space="preserve">Adverse information in a report may affect my eligibility to use the Platform, but I will receive a</w:t>
@@ -2068,8 +2234,8 @@
       </w:r>
       <w:r>
         <w:rPr>
-          <w:b/>
-          <w:bCs/>
+          <w:bCs/>
+          <w:b/>
         </w:rPr>
         <w:t xml:space="preserve">Pre-Adverse Action Notice</w:t>
       </w:r>
@@ -2084,8 +2250,8 @@
       </w:r>
       <w:r>
         <w:rPr>
-          <w:b/>
-          <w:bCs/>
+          <w:bCs/>
+          <w:b/>
         </w:rPr>
         <w:t xml:space="preserve">5-business-day opportunity to respond</w:t>
       </w:r>
@@ -2097,8 +2263,8 @@
       </w:r>
       <w:r>
         <w:rPr>
-          <w:b/>
-          <w:bCs/>
+          <w:bCs/>
+          <w:b/>
         </w:rPr>
         <w:t xml:space="preserve">Adverse Action Notice</w:t>
       </w:r>
@@ -2111,11 +2277,11 @@
     </w:p>
     <w:p>
       <w:pPr>
-        <w:pStyle w:val="Compact"/>
         <w:numPr>
           <w:ilvl w:val="0"/>
           <w:numId w:val="1007"/>
         </w:numPr>
+        <w:pStyle w:val="Compact"/>
       </w:pPr>
       <w:r>
         <w:t xml:space="preserve">For California-only screenings, PureTask will apply the additional protections of the</w:t>
@@ -2125,8 +2291,8 @@
       </w:r>
       <w:r>
         <w:rPr>
-          <w:b/>
-          <w:bCs/>
+          <w:bCs/>
+          <w:b/>
         </w:rPr>
         <w:t xml:space="preserve">California Fair Chance Act</w:t>
       </w:r>
@@ -2143,8 +2309,8 @@
       </w:pPr>
       <w:r>
         <w:rPr>
-          <w:b/>
-          <w:bCs/>
+          <w:bCs/>
+          <w:b/>
         </w:rPr>
         <w:t xml:space="preserve">Applicant Signature:</w:t>
       </w:r>
@@ -2159,8 +2325,8 @@
       </w:r>
       <w:r>
         <w:rPr>
-          <w:b/>
-          <w:bCs/>
+          <w:bCs/>
+          <w:b/>
         </w:rPr>
         <w:t xml:space="preserve">Printed Name:</w:t>
       </w:r>
@@ -2175,8 +2341,8 @@
       </w:r>
       <w:r>
         <w:rPr>
-          <w:b/>
-          <w:bCs/>
+          <w:bCs/>
+          <w:b/>
         </w:rPr>
         <w:t xml:space="preserve">Date of Birth:</w:t>
       </w:r>
@@ -2191,8 +2357,8 @@
       </w:r>
       <w:r>
         <w:rPr>
-          <w:b/>
-          <w:bCs/>
+          <w:bCs/>
+          <w:b/>
         </w:rPr>
         <w:t xml:space="preserve">Last 4 of SSN (for identification only):</w:t>
       </w:r>
@@ -2207,8 +2373,8 @@
       </w:r>
       <w:r>
         <w:rPr>
-          <w:b/>
-          <w:bCs/>
+          <w:bCs/>
+          <w:b/>
         </w:rPr>
         <w:t xml:space="preserve">Current Address:</w:t>
       </w:r>
@@ -2223,8 +2389,8 @@
       </w:r>
       <w:r>
         <w:rPr>
-          <w:b/>
-          <w:bCs/>
+          <w:bCs/>
+          <w:b/>
         </w:rPr>
         <w:t xml:space="preserve">Date Signed:</w:t>
       </w:r>
@@ -2235,7 +2401,7 @@
         <w:t xml:space="preserve">_____________________________</w:t>
       </w:r>
     </w:p>
-    <w:bookmarkStart w:id="23" w:name="california-applicants-only"/>
+    <w:bookmarkStart w:id="34" w:name="california-applicants-only"/>
     <w:p>
       <w:pPr>
         <w:pStyle w:val="Heading3"/>
@@ -2250,8 +2416,8 @@
       </w:pPr>
       <w:r>
         <w:rPr>
-          <w:b/>
-          <w:bCs/>
+          <w:bCs/>
+          <w:b/>
         </w:rPr>
         <w:t xml:space="preserve">☐</w:t>
       </w:r>
@@ -2266,8 +2432,8 @@
       </w:r>
       <w:r>
         <w:rPr>
-          <w:b/>
-          <w:bCs/>
+          <w:bCs/>
+          <w:b/>
         </w:rPr>
         <w:t xml:space="preserve">request a copy</w:t>
       </w:r>
@@ -2284,8 +2450,8 @@
       </w:pPr>
       <w:r>
         <w:rPr>
-          <w:b/>
-          <w:bCs/>
+          <w:bCs/>
+          <w:b/>
         </w:rPr>
         <w:t xml:space="preserve">☐</w:t>
       </w:r>
@@ -2300,8 +2466,8 @@
       </w:r>
       <w:r>
         <w:rPr>
-          <w:b/>
-          <w:bCs/>
+          <w:bCs/>
+          <w:b/>
         </w:rPr>
         <w:t xml:space="preserve">do not request a copy</w:t>
       </w:r>
@@ -2319,9 +2485,9 @@
         </w:pict>
       </w:r>
     </w:p>
-    <w:bookmarkEnd w:id="23"/>
-    <w:bookmarkEnd w:id="24"/>
-    <w:bookmarkStart w:id="31" w:name="X40b1ee40fba182ffe1e0a8517b87e19862c43a5"/>
+    <w:bookmarkEnd w:id="34"/>
+    <w:bookmarkEnd w:id="35"/>
+    <w:bookmarkStart w:id="42" w:name="X40b1ee40fba182ffe1e0a8517b87e19862c43a5"/>
     <w:p>
       <w:pPr>
         <w:pStyle w:val="Heading1"/>
@@ -2342,8 +2508,8 @@
       </w:r>
       <w:r>
         <w:rPr>
-          <w:b/>
-          <w:bCs/>
+          <w:bCs/>
+          <w:b/>
         </w:rPr>
         <w:t xml:space="preserve">not</w:t>
       </w:r>
@@ -2354,7 +2520,7 @@
         <w:t xml:space="preserve">part of the disclosure and authorization presented to applicants but is included here so that PureTask’s operational practices are documented.</w:t>
       </w:r>
     </w:p>
-    <w:bookmarkStart w:id="25" w:name="step-1-receipt-of-report"/>
+    <w:bookmarkStart w:id="36" w:name="step-1-receipt-of-report"/>
     <w:p>
       <w:pPr>
         <w:pStyle w:val="Heading3"/>
@@ -2371,8 +2537,8 @@
         <w:t xml:space="preserve">PureTask receives the consumer report from the background-check vendor. PureTask reviews any flagged items for accuracy, recency, and relevance.</w:t>
       </w:r>
     </w:p>
-    <w:bookmarkEnd w:id="25"/>
-    <w:bookmarkStart w:id="26" w:name="X5f775e17d02e5648ee0d86b6afe85976418e14a"/>
+    <w:bookmarkEnd w:id="36"/>
+    <w:bookmarkStart w:id="37" w:name="X5f775e17d02e5648ee0d86b6afe85976418e14a"/>
     <w:p>
       <w:pPr>
         <w:pStyle w:val="Heading3"/>
@@ -2391,11 +2557,11 @@
     </w:p>
     <w:p>
       <w:pPr>
-        <w:pStyle w:val="Compact"/>
         <w:numPr>
           <w:ilvl w:val="0"/>
           <w:numId w:val="1008"/>
         </w:numPr>
+        <w:pStyle w:val="Compact"/>
       </w:pPr>
       <w:r>
         <w:t xml:space="preserve">Nature and gravity of the offense;</w:t>
@@ -2403,11 +2569,11 @@
     </w:p>
     <w:p>
       <w:pPr>
-        <w:pStyle w:val="Compact"/>
         <w:numPr>
           <w:ilvl w:val="0"/>
           <w:numId w:val="1008"/>
         </w:numPr>
+        <w:pStyle w:val="Compact"/>
       </w:pPr>
       <w:r>
         <w:t xml:space="preserve">Time elapsed since offense, sentence, or release;</w:t>
@@ -2415,11 +2581,11 @@
     </w:p>
     <w:p>
       <w:pPr>
-        <w:pStyle w:val="Compact"/>
         <w:numPr>
           <w:ilvl w:val="0"/>
           <w:numId w:val="1008"/>
         </w:numPr>
+        <w:pStyle w:val="Compact"/>
       </w:pPr>
       <w:r>
         <w:t xml:space="preserve">Nature of the Platform role (cleaning in private homes);</w:t>
@@ -2427,11 +2593,11 @@
     </w:p>
     <w:p>
       <w:pPr>
-        <w:pStyle w:val="Compact"/>
         <w:numPr>
           <w:ilvl w:val="0"/>
           <w:numId w:val="1008"/>
         </w:numPr>
+        <w:pStyle w:val="Compact"/>
       </w:pPr>
       <w:r>
         <w:t xml:space="preserve">Evidence of rehabilitation or mitigation;</w:t>
@@ -2439,11 +2605,11 @@
     </w:p>
     <w:p>
       <w:pPr>
-        <w:pStyle w:val="Compact"/>
         <w:numPr>
           <w:ilvl w:val="0"/>
           <w:numId w:val="1008"/>
         </w:numPr>
+        <w:pStyle w:val="Compact"/>
       </w:pPr>
       <w:r>
         <w:t xml:space="preserve">Whether the conviction is excluded under California Fair Chance Act / SB 1480 / AB 2188 / SB 700;</w:t>
@@ -2451,18 +2617,18 @@
     </w:p>
     <w:p>
       <w:pPr>
-        <w:pStyle w:val="Compact"/>
         <w:numPr>
           <w:ilvl w:val="0"/>
           <w:numId w:val="1008"/>
         </w:numPr>
+        <w:pStyle w:val="Compact"/>
       </w:pPr>
       <w:r>
         <w:t xml:space="preserve">Any evidence the applicant provides.</w:t>
       </w:r>
     </w:p>
-    <w:bookmarkEnd w:id="26"/>
-    <w:bookmarkStart w:id="27" w:name="X21f645eb320f46bc2da0e51bf2c5a04bab05f9c"/>
+    <w:bookmarkEnd w:id="37"/>
+    <w:bookmarkStart w:id="38" w:name="X21f645eb320f46bc2da0e51bf2c5a04bab05f9c"/>
     <w:p>
       <w:pPr>
         <w:pStyle w:val="Heading3"/>
@@ -2481,11 +2647,11 @@
     </w:p>
     <w:p>
       <w:pPr>
-        <w:pStyle w:val="Compact"/>
         <w:numPr>
           <w:ilvl w:val="0"/>
           <w:numId w:val="1009"/>
         </w:numPr>
+        <w:pStyle w:val="Compact"/>
       </w:pPr>
       <w:r>
         <w:t xml:space="preserve">A</w:t>
@@ -2495,8 +2661,8 @@
       </w:r>
       <w:r>
         <w:rPr>
-          <w:b/>
-          <w:bCs/>
+          <w:bCs/>
+          <w:b/>
         </w:rPr>
         <w:t xml:space="preserve">Pre-Adverse Action Notice</w:t>
       </w:r>
@@ -2510,7 +2676,13 @@
         <w:t xml:space="preserve"> </w:t>
       </w:r>
       <w:r>
-        <w:t xml:space="preserve">“07A”</w:t>
+        <w:t xml:space="preserve">“</w:t>
+      </w:r>
+      <w:r>
+        <w:t xml:space="preserve">07A</w:t>
+      </w:r>
+      <w:r>
+        <w:t xml:space="preserve">”</w:t>
       </w:r>
       <w:r>
         <w:t xml:space="preserve">);</w:t>
@@ -2518,11 +2690,11 @@
     </w:p>
     <w:p>
       <w:pPr>
-        <w:pStyle w:val="Compact"/>
         <w:numPr>
           <w:ilvl w:val="0"/>
           <w:numId w:val="1009"/>
         </w:numPr>
+        <w:pStyle w:val="Compact"/>
       </w:pPr>
       <w:r>
         <w:t xml:space="preserve">A</w:t>
@@ -2532,8 +2704,8 @@
       </w:r>
       <w:r>
         <w:rPr>
-          <w:b/>
-          <w:bCs/>
+          <w:bCs/>
+          <w:b/>
         </w:rPr>
         <w:t xml:space="preserve">copy of the consumer report</w:t>
       </w:r>
@@ -2543,11 +2715,11 @@
     </w:p>
     <w:p>
       <w:pPr>
-        <w:pStyle w:val="Compact"/>
         <w:numPr>
           <w:ilvl w:val="0"/>
           <w:numId w:val="1009"/>
         </w:numPr>
+        <w:pStyle w:val="Compact"/>
       </w:pPr>
       <w:r>
         <w:t xml:space="preserve">The</w:t>
@@ -2557,8 +2729,8 @@
       </w:r>
       <w:r>
         <w:rPr>
-          <w:b/>
-          <w:bCs/>
+          <w:bCs/>
+          <w:b/>
         </w:rPr>
         <w:t xml:space="preserve">Summary of Rights Under the FCRA</w:t>
       </w:r>
@@ -2568,11 +2740,11 @@
     </w:p>
     <w:p>
       <w:pPr>
-        <w:pStyle w:val="Compact"/>
         <w:numPr>
           <w:ilvl w:val="0"/>
           <w:numId w:val="1009"/>
         </w:numPr>
+        <w:pStyle w:val="Compact"/>
       </w:pPr>
       <w:r>
         <w:t xml:space="preserve">For California applicants, the</w:t>
@@ -2582,8 +2754,8 @@
       </w:r>
       <w:r>
         <w:rPr>
-          <w:b/>
-          <w:bCs/>
+          <w:bCs/>
+          <w:b/>
         </w:rPr>
         <w:t xml:space="preserve">California Fair Chance Act Notice</w:t>
       </w:r>
@@ -2593,11 +2765,11 @@
     </w:p>
     <w:p>
       <w:pPr>
-        <w:pStyle w:val="Compact"/>
         <w:numPr>
           <w:ilvl w:val="0"/>
           <w:numId w:val="1009"/>
         </w:numPr>
+        <w:pStyle w:val="Compact"/>
       </w:pPr>
       <w:r>
         <w:t xml:space="preserve">A</w:t>
@@ -2607,8 +2779,8 @@
       </w:r>
       <w:r>
         <w:rPr>
-          <w:b/>
-          <w:bCs/>
+          <w:bCs/>
+          <w:b/>
         </w:rPr>
         <w:t xml:space="preserve">5-business-day opportunity</w:t>
       </w:r>
@@ -2619,8 +2791,8 @@
         <w:t xml:space="preserve">(longer for California) to respond, dispute, or provide evidence.</w:t>
       </w:r>
     </w:p>
-    <w:bookmarkEnd w:id="27"/>
-    <w:bookmarkStart w:id="28" w:name="step-4-wait-period"/>
+    <w:bookmarkEnd w:id="38"/>
+    <w:bookmarkStart w:id="39" w:name="step-4-wait-period"/>
     <w:p>
       <w:pPr>
         <w:pStyle w:val="Heading3"/>
@@ -2641,8 +2813,8 @@
       </w:r>
       <w:r>
         <w:rPr>
-          <w:b/>
-          <w:bCs/>
+          <w:bCs/>
+          <w:b/>
         </w:rPr>
         <w:t xml:space="preserve">5 business days</w:t>
       </w:r>
@@ -2655,11 +2827,11 @@
     </w:p>
     <w:p>
       <w:pPr>
-        <w:pStyle w:val="Compact"/>
         <w:numPr>
           <w:ilvl w:val="0"/>
           <w:numId w:val="1010"/>
         </w:numPr>
+        <w:pStyle w:val="Compact"/>
       </w:pPr>
       <w:r>
         <w:t xml:space="preserve">Dispute inaccuracies with the consumer reporting agency directly;</w:t>
@@ -2667,11 +2839,11 @@
     </w:p>
     <w:p>
       <w:pPr>
-        <w:pStyle w:val="Compact"/>
         <w:numPr>
           <w:ilvl w:val="0"/>
           <w:numId w:val="1010"/>
         </w:numPr>
+        <w:pStyle w:val="Compact"/>
       </w:pPr>
       <w:r>
         <w:t xml:space="preserve">Provide context, mitigation, or rehabilitation evidence;</w:t>
@@ -2679,18 +2851,18 @@
     </w:p>
     <w:p>
       <w:pPr>
-        <w:pStyle w:val="Compact"/>
         <w:numPr>
           <w:ilvl w:val="0"/>
           <w:numId w:val="1010"/>
         </w:numPr>
+        <w:pStyle w:val="Compact"/>
       </w:pPr>
       <w:r>
         <w:t xml:space="preserve">Respond to the substance of the flagged information.</w:t>
       </w:r>
     </w:p>
-    <w:bookmarkEnd w:id="28"/>
-    <w:bookmarkStart w:id="29" w:name="Xcf310176debfe600bb4dacf0ae86425e79a23cd"/>
+    <w:bookmarkEnd w:id="39"/>
+    <w:bookmarkStart w:id="40" w:name="Xcf310176debfe600bb4dacf0ae86425e79a23cd"/>
     <w:p>
       <w:pPr>
         <w:pStyle w:val="Heading3"/>
@@ -2709,11 +2881,11 @@
     </w:p>
     <w:p>
       <w:pPr>
-        <w:pStyle w:val="Compact"/>
         <w:numPr>
           <w:ilvl w:val="0"/>
           <w:numId w:val="1011"/>
         </w:numPr>
+        <w:pStyle w:val="Compact"/>
       </w:pPr>
       <w:r>
         <w:t xml:space="preserve">An</w:t>
@@ -2723,8 +2895,8 @@
       </w:r>
       <w:r>
         <w:rPr>
-          <w:b/>
-          <w:bCs/>
+          <w:bCs/>
+          <w:b/>
         </w:rPr>
         <w:t xml:space="preserve">Adverse Action Notice</w:t>
       </w:r>
@@ -2738,7 +2910,13 @@
         <w:t xml:space="preserve"> </w:t>
       </w:r>
       <w:r>
-        <w:t xml:space="preserve">“07B”</w:t>
+        <w:t xml:space="preserve">“</w:t>
+      </w:r>
+      <w:r>
+        <w:t xml:space="preserve">07B</w:t>
+      </w:r>
+      <w:r>
+        <w:t xml:space="preserve">”</w:t>
       </w:r>
       <w:r>
         <w:t xml:space="preserve">);</w:t>
@@ -2746,11 +2924,11 @@
     </w:p>
     <w:p>
       <w:pPr>
-        <w:pStyle w:val="Compact"/>
         <w:numPr>
           <w:ilvl w:val="0"/>
           <w:numId w:val="1011"/>
         </w:numPr>
+        <w:pStyle w:val="Compact"/>
       </w:pPr>
       <w:r>
         <w:t xml:space="preserve">A</w:t>
@@ -2760,8 +2938,8 @@
       </w:r>
       <w:r>
         <w:rPr>
-          <w:b/>
-          <w:bCs/>
+          <w:bCs/>
+          <w:b/>
         </w:rPr>
         <w:t xml:space="preserve">copy of the consumer report</w:t>
       </w:r>
@@ -2774,11 +2952,11 @@
     </w:p>
     <w:p>
       <w:pPr>
-        <w:pStyle w:val="Compact"/>
         <w:numPr>
           <w:ilvl w:val="0"/>
           <w:numId w:val="1011"/>
         </w:numPr>
+        <w:pStyle w:val="Compact"/>
       </w:pPr>
       <w:r>
         <w:t xml:space="preserve">The</w:t>
@@ -2788,8 +2966,8 @@
       </w:r>
       <w:r>
         <w:rPr>
-          <w:b/>
-          <w:bCs/>
+          <w:bCs/>
+          <w:b/>
         </w:rPr>
         <w:t xml:space="preserve">Summary of Rights Under the FCRA</w:t>
       </w:r>
@@ -2799,11 +2977,11 @@
     </w:p>
     <w:p>
       <w:pPr>
-        <w:pStyle w:val="Compact"/>
         <w:numPr>
           <w:ilvl w:val="0"/>
           <w:numId w:val="1011"/>
         </w:numPr>
+        <w:pStyle w:val="Compact"/>
       </w:pPr>
       <w:r>
         <w:t xml:space="preserve">The name, address, and phone number of the consumer reporting agency;</w:t>
@@ -2811,11 +2989,11 @@
     </w:p>
     <w:p>
       <w:pPr>
-        <w:pStyle w:val="Compact"/>
         <w:numPr>
           <w:ilvl w:val="0"/>
           <w:numId w:val="1011"/>
         </w:numPr>
+        <w:pStyle w:val="Compact"/>
       </w:pPr>
       <w:r>
         <w:t xml:space="preserve">A statement that the consumer reporting agency did not make the decision;</w:t>
@@ -2823,18 +3001,18 @@
     </w:p>
     <w:p>
       <w:pPr>
-        <w:pStyle w:val="Compact"/>
         <w:numPr>
           <w:ilvl w:val="0"/>
           <w:numId w:val="1011"/>
         </w:numPr>
+        <w:pStyle w:val="Compact"/>
       </w:pPr>
       <w:r>
         <w:t xml:space="preserve">A notice that the applicant has the right to a free copy of the report from the CRA within 60 days, and the right to dispute its accuracy.</w:t>
       </w:r>
     </w:p>
-    <w:bookmarkEnd w:id="29"/>
-    <w:bookmarkStart w:id="30" w:name="step-6-recordkeeping"/>
+    <w:bookmarkEnd w:id="40"/>
+    <w:bookmarkStart w:id="41" w:name="step-6-recordkeeping"/>
     <w:p>
       <w:pPr>
         <w:pStyle w:val="Heading3"/>
@@ -2853,11 +3031,11 @@
     </w:p>
     <w:p>
       <w:pPr>
-        <w:pStyle w:val="Compact"/>
         <w:numPr>
           <w:ilvl w:val="0"/>
           <w:numId w:val="1012"/>
         </w:numPr>
+        <w:pStyle w:val="Compact"/>
       </w:pPr>
       <w:r>
         <w:t xml:space="preserve">The signed Disclosure and Authorization;</w:t>
@@ -2865,11 +3043,11 @@
     </w:p>
     <w:p>
       <w:pPr>
-        <w:pStyle w:val="Compact"/>
         <w:numPr>
           <w:ilvl w:val="0"/>
           <w:numId w:val="1012"/>
         </w:numPr>
+        <w:pStyle w:val="Compact"/>
       </w:pPr>
       <w:r>
         <w:t xml:space="preserve">The consumer report received;</w:t>
@@ -2877,11 +3055,11 @@
     </w:p>
     <w:p>
       <w:pPr>
-        <w:pStyle w:val="Compact"/>
         <w:numPr>
           <w:ilvl w:val="0"/>
           <w:numId w:val="1012"/>
         </w:numPr>
+        <w:pStyle w:val="Compact"/>
       </w:pPr>
       <w:r>
         <w:t xml:space="preserve">Any internal assessment notes;</w:t>
@@ -2889,11 +3067,11 @@
     </w:p>
     <w:p>
       <w:pPr>
-        <w:pStyle w:val="Compact"/>
         <w:numPr>
           <w:ilvl w:val="0"/>
           <w:numId w:val="1012"/>
         </w:numPr>
+        <w:pStyle w:val="Compact"/>
       </w:pPr>
       <w:r>
         <w:t xml:space="preserve">Any applicant response;</w:t>
@@ -2901,11 +3079,11 @@
     </w:p>
     <w:p>
       <w:pPr>
-        <w:pStyle w:val="Compact"/>
         <w:numPr>
           <w:ilvl w:val="0"/>
           <w:numId w:val="1012"/>
         </w:numPr>
+        <w:pStyle w:val="Compact"/>
       </w:pPr>
       <w:r>
         <w:t xml:space="preserve">Any pre-adverse and adverse action notices sent;</w:t>
@@ -2923,8 +3101,8 @@
       </w:r>
       <w:r>
         <w:rPr>
-          <w:b/>
-          <w:bCs/>
+          <w:bCs/>
+          <w:b/>
         </w:rPr>
         <w:t xml:space="preserve">at least 5 years</w:t>
       </w:r>
@@ -2948,19 +3126,15 @@
       </w:pPr>
       <w:r>
         <w:rPr>
+          <w:iCs/>
           <w:i/>
-          <w:iCs/>
         </w:rPr>
         <w:t xml:space="preserve">This document is a general template. It is not legal advice. Background-check disclosures are highly regulated; the form should be reviewed by a licensed California attorney or FCRA-specialized counsel and confirmed with your background-check vendor before being used in production. The FCRA-compliant form must be presented as a standalone document and may not be combined with the Terms of Service, Pro Independent Contractor Agreement, or any other agreement. The pre-adverse and adverse action workflow described in Appendix A must be implemented operationally with separate notice templates.</w:t>
       </w:r>
     </w:p>
-    <w:bookmarkEnd w:id="30"/>
-    <w:bookmarkEnd w:id="31"/>
-    <w:sectPr>
-      <w:footnotePr>
-        <w:numRestart w:val="eachSect"/>
-      </w:footnotePr>
-    </w:sectPr>
+    <w:bookmarkEnd w:id="41"/>
+    <w:bookmarkEnd w:id="42"/>
+    <w:sectPr/>
   </w:body>
 </w:document>
 </file>
@@ -2991,14 +3165,14 @@
 <file path=word/numbering.xml><?xml version="1.0" encoding="utf-8"?>
 <w:numbering xmlns:w="http://schemas.openxmlformats.org/wordprocessingml/2006/main">
   <w:abstractNum w:abstractNumId="990">
-    <w:nsid w:val="0000A990"/>
+    <w:nsid w:val="A990"/>
     <w:multiLevelType w:val="multilevel"/>
     <w:lvl w:ilvl="0">
       <w:numFmt w:val="bullet"/>
       <w:lvlText w:val=" "/>
       <w:lvlJc w:val="left"/>
       <w:pPr>
-        <w:ind w:left="720" w:hanging="360"/>
+        <w:ind w:left="720" w:hanging="480"/>
       </w:pPr>
     </w:lvl>
     <w:lvl w:ilvl="1">
@@ -3006,7 +3180,7 @@
       <w:lvlText w:val=" "/>
       <w:lvlJc w:val="left"/>
       <w:pPr>
-        <w:ind w:left="1440" w:hanging="360"/>
+        <w:ind w:left="1440" w:hanging="480"/>
       </w:pPr>
     </w:lvl>
     <w:lvl w:ilvl="2">
@@ -3014,7 +3188,7 @@
       <w:lvlText w:val=" "/>
       <w:lvlJc w:val="left"/>
       <w:pPr>
-        <w:ind w:left="2160" w:hanging="360"/>
+        <w:ind w:left="2160" w:hanging="480"/>
       </w:pPr>
     </w:lvl>
     <w:lvl w:ilvl="3">
@@ -3022,7 +3196,7 @@
       <w:lvlText w:val=" "/>
       <w:lvlJc w:val="left"/>
       <w:pPr>
-        <w:ind w:left="2880" w:hanging="360"/>
+        <w:ind w:left="2880" w:hanging="480"/>
       </w:pPr>
     </w:lvl>
     <w:lvl w:ilvl="4">
@@ -3030,7 +3204,7 @@
       <w:lvlText w:val=" "/>
       <w:lvlJc w:val="left"/>
       <w:pPr>
-        <w:ind w:left="3600" w:hanging="360"/>
+        <w:ind w:left="3600" w:hanging="480"/>
       </w:pPr>
     </w:lvl>
     <w:lvl w:ilvl="5">
@@ -3038,7 +3212,7 @@
       <w:lvlText w:val=" "/>
       <w:lvlJc w:val="left"/>
       <w:pPr>
-        <w:ind w:left="4320" w:hanging="360"/>
+        <w:ind w:left="4320" w:hanging="480"/>
       </w:pPr>
     </w:lvl>
     <w:lvl w:ilvl="6">
@@ -3046,7 +3220,7 @@
       <w:lvlText w:val=" "/>
       <w:lvlJc w:val="left"/>
       <w:pPr>
-        <w:ind w:left="5040" w:hanging="360"/>
+        <w:ind w:left="5040" w:hanging="480"/>
       </w:pPr>
     </w:lvl>
     <w:lvl w:ilvl="7">
@@ -3054,7 +3228,7 @@
       <w:lvlText w:val=" "/>
       <w:lvlJc w:val="left"/>
       <w:pPr>
-        <w:ind w:left="5760" w:hanging="360"/>
+        <w:ind w:left="5760" w:hanging="480"/>
       </w:pPr>
     </w:lvl>
     <w:lvl w:ilvl="8">
@@ -3062,115 +3236,88 @@
       <w:lvlText w:val=" "/>
       <w:lvlJc w:val="left"/>
       <w:pPr>
-        <w:ind w:left="6480" w:hanging="360"/>
+        <w:ind w:left="6480" w:hanging="480"/>
       </w:pPr>
     </w:lvl>
   </w:abstractNum>
   <w:abstractNum w:abstractNumId="991">
-    <w:nsid w:val="0000A991"/>
+    <w:nsid w:val="A991"/>
     <w:multiLevelType w:val="multilevel"/>
     <w:lvl w:ilvl="0">
       <w:numFmt w:val="bullet"/>
-      <w:lvlText w:val=""/>
+      <w:lvlText w:val="•"/>
       <w:lvlJc w:val="left"/>
       <w:pPr>
-        <w:ind w:left="720" w:hanging="360"/>
-      </w:pPr>
-      <w:rPr>
-        <w:rFonts w:ascii="Symbol" w:hAnsi="Symbol" w:cs="Symbol" w:hint="default"/>
-      </w:rPr>
+        <w:ind w:left="720" w:hanging="480"/>
+      </w:pPr>
     </w:lvl>
     <w:lvl w:ilvl="1">
       <w:numFmt w:val="bullet"/>
-      <w:lvlText w:val="o"/>
+      <w:lvlText w:val="–"/>
       <w:lvlJc w:val="left"/>
       <w:pPr>
-        <w:ind w:left="1440" w:hanging="360"/>
-      </w:pPr>
-      <w:rPr>
-        <w:rFonts w:ascii="Courier New" w:hAnsi="Courier New" w:cs="Courier New" w:hint="default"/>
-      </w:rPr>
+        <w:ind w:left="1440" w:hanging="480"/>
+      </w:pPr>
     </w:lvl>
     <w:lvl w:ilvl="2">
       <w:numFmt w:val="bullet"/>
-      <w:lvlText w:val=""/>
+      <w:lvlText w:val="•"/>
       <w:lvlJc w:val="left"/>
       <w:pPr>
-        <w:ind w:left="2160" w:hanging="360"/>
-      </w:pPr>
-      <w:rPr>
-        <w:rFonts w:ascii="Wingdings" w:hAnsi="Wingdings" w:cs="Wingdings" w:hint="default"/>
-      </w:rPr>
+        <w:ind w:left="2160" w:hanging="480"/>
+      </w:pPr>
     </w:lvl>
     <w:lvl w:ilvl="3">
       <w:numFmt w:val="bullet"/>
-      <w:lvlText w:val=""/>
+      <w:lvlText w:val="–"/>
       <w:lvlJc w:val="left"/>
       <w:pPr>
-        <w:ind w:left="2880" w:hanging="360"/>
-      </w:pPr>
-      <w:rPr>
-        <w:rFonts w:ascii="Symbol" w:hAnsi="Symbol" w:cs="Symbol" w:hint="default"/>
-      </w:rPr>
+        <w:ind w:left="2880" w:hanging="480"/>
+      </w:pPr>
     </w:lvl>
     <w:lvl w:ilvl="4">
       <w:numFmt w:val="bullet"/>
-      <w:lvlText w:val="o"/>
+      <w:lvlText w:val="•"/>
       <w:lvlJc w:val="left"/>
       <w:pPr>
-        <w:ind w:left="3600" w:hanging="360"/>
-      </w:pPr>
-      <w:rPr>
-        <w:rFonts w:ascii="Courier New" w:hAnsi="Courier New" w:cs="Courier New" w:hint="default"/>
-      </w:rPr>
+        <w:ind w:left="3600" w:hanging="480"/>
+      </w:pPr>
     </w:lvl>
     <w:lvl w:ilvl="5">
       <w:numFmt w:val="bullet"/>
-      <w:lvlText w:val=""/>
+      <w:lvlText w:val="–"/>
       <w:lvlJc w:val="left"/>
       <w:pPr>
-        <w:ind w:left="4320" w:hanging="360"/>
-      </w:pPr>
-      <w:rPr>
-        <w:rFonts w:ascii="Wingdings" w:hAnsi="Wingdings" w:cs="Wingdings" w:hint="default"/>
-      </w:rPr>
+        <w:ind w:left="4320" w:hanging="480"/>
+      </w:pPr>
     </w:lvl>
     <w:lvl w:ilvl="6">
       <w:numFmt w:val="bullet"/>
-      <w:lvlText w:val=""/>
+      <w:lvlText w:val="•"/>
       <w:lvlJc w:val="left"/>
       <w:pPr>
-        <w:ind w:left="5040" w:hanging="360"/>
-      </w:pPr>
-      <w:rPr>
-        <w:rFonts w:ascii="Symbol" w:hAnsi="Symbol" w:cs="Symbol" w:hint="default"/>
-      </w:rPr>
+        <w:ind w:left="5040" w:hanging="480"/>
+      </w:pPr>
     </w:lvl>
     <w:lvl w:ilvl="7">
       <w:numFmt w:val="bullet"/>
-      <w:lvlText w:val="o"/>
+      <w:lvlText w:val="–"/>
       <w:lvlJc w:val="left"/>
       <w:pPr>
-        <w:ind w:left="5760" w:hanging="360"/>
-      </w:pPr>
-      <w:rPr>
-        <w:rFonts w:ascii="Courier New" w:hAnsi="Courier New" w:cs="Courier New" w:hint="default"/>
-      </w:rPr>
+        <w:ind w:left="5760" w:hanging="480"/>
+      </w:pPr>
     </w:lvl>
     <w:lvl w:ilvl="8">
       <w:numFmt w:val="bullet"/>
-      <w:lvlText w:val=""/>
+      <w:lvlText w:val="•"/>
       <w:lvlJc w:val="left"/>
       <w:pPr>
-        <w:ind w:left="6480" w:hanging="360"/>
-      </w:pPr>
-      <w:rPr>
-        <w:rFonts w:ascii="Wingdings" w:hAnsi="Wingdings" w:cs="Wingdings" w:hint="default"/>
-      </w:rPr>
+        <w:ind w:left="6480" w:hanging="480"/>
+      </w:pPr>
     </w:lvl>
   </w:abstractNum>
   <w:abstractNum w:abstractNumId="99411">
-    <w:nsid w:val="00A99411"/>
+    <w:nsid w:val="A99411"/>
     <w:multiLevelType w:val="multilevel"/>
     <w:lvl w:ilvl="0">
       <w:start w:val="1"/>
@@ -3178,7 +3325,7 @@
       <w:lvlText w:val="%1."/>
       <w:lvlJc w:val="left"/>
       <w:pPr>
-        <w:ind w:left="720" w:hanging="360"/>
+        <w:ind w:left="720" w:hanging="480"/>
       </w:pPr>
     </w:lvl>
     <w:lvl w:ilvl="1">
@@ -3187,7 +3334,7 @@
       <w:lvlText w:val="%2."/>
       <w:lvlJc w:val="left"/>
       <w:pPr>
-        <w:ind w:left="1440" w:hanging="360"/>
+        <w:ind w:left="1440" w:hanging="480"/>
       </w:pPr>
     </w:lvl>
     <w:lvl w:ilvl="2">
@@ -3196,7 +3343,7 @@
       <w:lvlText w:val="%3."/>
       <w:lvlJc w:val="left"/>
       <w:pPr>
-        <w:ind w:left="2160" w:hanging="360"/>
+        <w:ind w:left="2160" w:hanging="480"/>
       </w:pPr>
     </w:lvl>
     <w:lvl w:ilvl="3">
@@ -3205,7 +3352,7 @@
       <w:lvlText w:val="%4."/>
       <w:lvlJc w:val="left"/>
       <w:pPr>
-        <w:ind w:left="2880" w:hanging="360"/>
+        <w:ind w:left="2880" w:hanging="480"/>
       </w:pPr>
     </w:lvl>
     <w:lvl w:ilvl="4">
@@ -3214,7 +3361,7 @@
       <w:lvlText w:val="%5."/>
       <w:lvlJc w:val="left"/>
       <w:pPr>
-        <w:ind w:left="3600" w:hanging="360"/>
+        <w:ind w:left="3600" w:hanging="480"/>
       </w:pPr>
     </w:lvl>
     <w:lvl w:ilvl="5">
@@ -3223,7 +3370,7 @@
       <w:lvlText w:val="%6."/>
       <w:lvlJc w:val="left"/>
       <w:pPr>
-        <w:ind w:left="4320" w:hanging="360"/>
+        <w:ind w:left="4320" w:hanging="480"/>
       </w:pPr>
     </w:lvl>
     <w:lvl w:ilvl="6">
@@ -3232,7 +3379,7 @@
       <w:lvlText w:val="%7."/>
       <w:lvlJc w:val="left"/>
       <w:pPr>
-        <w:ind w:left="5040" w:hanging="360"/>
+        <w:ind w:left="5040" w:hanging="480"/>
       </w:pPr>
     </w:lvl>
     <w:lvl w:ilvl="7">
@@ -3241,7 +3388,7 @@
       <w:lvlText w:val="%8."/>
       <w:lvlJc w:val="left"/>
       <w:pPr>
-        <w:ind w:left="5760" w:hanging="360"/>
+        <w:ind w:left="5760" w:hanging="480"/>
       </w:pPr>
     </w:lvl>
     <w:lvl w:ilvl="8">
@@ -3250,7 +3397,7 @@
       <w:lvlText w:val="%9."/>
       <w:lvlJc w:val="left"/>
       <w:pPr>
-        <w:ind w:left="6480" w:hanging="360"/>
+        <w:ind w:left="6480" w:hanging="480"/>
       </w:pPr>
     </w:lvl>
   </w:abstractNum>
@@ -3376,10 +3523,10 @@
     <w:name w:val="Body Text"/>
     <w:basedOn w:val="Normal"/>
     <w:link w:val="BodyTextChar"/>
-    <w:qFormat/>
     <w:pPr>
       <w:spacing w:after="180" w:before="180"/>
     </w:pPr>
+    <w:qFormat/>
   </w:style>
   <w:style w:customStyle="1" w:styleId="FirstParagraph" w:type="paragraph">
     <w:name w:val="First Paragraph"/>
@@ -3399,94 +3546,57 @@
     <w:name w:val="Title"/>
     <w:basedOn w:val="Normal"/>
     <w:next w:val="BodyText"/>
-    <w:link w:val="TitleChar"/>
-    <w:uiPriority w:val="10"/>
     <w:qFormat/>
-    <w:rsid w:val="00A10FD9"/>
     <w:pPr>
-      <w:spacing w:after="80" w:line="240" w:lineRule="auto"/>
-      <w:contextualSpacing/>
+      <w:keepNext/>
+      <w:keepLines/>
+      <w:spacing w:after="240" w:before="480"/>
       <w:jc w:val="center"/>
     </w:pPr>
     <w:rPr>
       <w:rFonts w:asciiTheme="majorHAnsi" w:cstheme="majorBidi" w:eastAsiaTheme="majorEastAsia" w:hAnsiTheme="majorHAnsi"/>
-      <w:sz w:val="56"/>
-      <w:szCs w:val="56"/>
-    </w:rPr>
-  </w:style>
-  <w:style w:customStyle="1" w:styleId="TitleChar" w:type="character">
-    <w:name w:val="Title Char"/>
-    <w:basedOn w:val="DefaultParagraphFont"/>
-    <w:link w:val="Title"/>
-    <w:uiPriority w:val="10"/>
-    <w:rsid w:val="00A10FD9"/>
-    <w:rPr>
-      <w:rFonts w:asciiTheme="majorHAnsi" w:cstheme="majorBidi" w:eastAsiaTheme="majorEastAsia" w:hAnsiTheme="majorHAnsi"/>
-      <w:sz w:val="56"/>
-      <w:szCs w:val="56"/>
+      <w:b/>
+      <w:bCs/>
+      <w:color w:themeColor="accent1" w:themeShade="B5" w:val="345A8A"/>
+      <w:sz w:val="36"/>
+      <w:szCs w:val="36"/>
     </w:rPr>
   </w:style>
   <w:style w:styleId="Subtitle" w:type="paragraph">
     <w:name w:val="Subtitle"/>
-    <w:basedOn w:val="Title"/>
-    <w:next w:val="BodyText"/>
-    <w:link w:val="SubtitleChar"/>
-    <w:uiPriority w:val="11"/>
-    <w:qFormat/>
-    <w:rsid w:val="00A10FD9"/>
-    <w:pPr>
-      <w:numPr>
-        <w:ilvl w:val="1"/>
-      </w:numPr>
-    </w:pPr>
-    <w:rPr>
-      <w:rFonts w:cstheme="majorBidi" w:eastAsiaTheme="majorEastAsia"/>
-      <w:spacing w:val="15"/>
-      <w:sz w:val="28"/>
-      <w:szCs w:val="28"/>
-    </w:rPr>
-  </w:style>
-  <w:style w:customStyle="1" w:styleId="SubtitleChar" w:type="character">
-    <w:name w:val="Subtitle Char"/>
-    <w:basedOn w:val="DefaultParagraphFont"/>
-    <w:link w:val="Subtitle"/>
-    <w:uiPriority w:val="11"/>
-    <w:rsid w:val="00A10FD9"/>
-    <w:rPr>
-      <w:rFonts w:cstheme="majorBidi" w:eastAsiaTheme="majorEastAsia"/>
-      <w:color w:themeColor="text1" w:themeTint="A6" w:val="595959"/>
-      <w:spacing w:val="15"/>
-      <w:sz w:val="28"/>
-      <w:szCs w:val="28"/>
-    </w:rPr>
-  </w:style>
-  <w:style w:customStyle="1" w:styleId="Author" w:type="paragraph">
-    <w:name w:val="Author"/>
     <w:basedOn w:val="Title"/>
     <w:next w:val="BodyText"/>
     <w:qFormat/>
     <w:pPr>
       <w:keepNext/>
       <w:keepLines/>
+      <w:spacing w:after="240" w:before="240"/>
+      <w:jc w:val="center"/>
     </w:pPr>
     <w:rPr>
-      <w:sz w:val="24"/>
-      <w:szCs w:val="24"/>
-    </w:rPr>
-  </w:style>
-  <w:style w:styleId="Date" w:type="paragraph">
-    <w:name w:val="Date"/>
-    <w:basedOn w:val="Title"/>
+      <w:sz w:val="30"/>
+      <w:szCs w:val="30"/>
+    </w:rPr>
+  </w:style>
+  <w:style w:customStyle="1" w:styleId="Author" w:type="paragraph">
+    <w:name w:val="Author"/>
     <w:next w:val="BodyText"/>
     <w:qFormat/>
     <w:pPr>
       <w:keepNext/>
       <w:keepLines/>
+      <w:jc w:val="center"/>
     </w:pPr>
-    <w:rPr>
-      <w:sz w:val="24"/>
-      <w:szCs w:val="24"/>
-    </w:rPr>
+  </w:style>
+  <w:style w:styleId="Date" w:type="paragraph">
+    <w:name w:val="Date"/>
+    <w:next w:val="BodyText"/>
+    <w:qFormat/>
+    <w:pPr>
+      <w:keepNext/>
+      <w:keepLines/>
+      <w:jc w:val="center"/>
+    </w:pPr>
   </w:style>
   <w:style w:customStyle="1" w:styleId="AbstractTitle" w:type="paragraph">
     <w:name w:val="Abstract Title"/>
@@ -3496,13 +3606,15 @@
     <w:pPr>
       <w:keepNext/>
       <w:keepLines/>
+      <w:jc w:val="center"/>
       <w:spacing w:after="0" w:before="300"/>
-      <w:jc w:val="center"/>
     </w:pPr>
     <w:rPr>
-      <w:b/>
       <w:sz w:val="20"/>
       <w:szCs w:val="20"/>
+      <w:b/>
+      <w:color w:val="345A8A"/>
+      &gt;
     </w:rPr>
   </w:style>
   <w:style w:customStyle="1" w:styleId="Abstract" w:type="paragraph">
@@ -3529,321 +3641,191 @@
     <w:rPr/>
   </w:style>
   <w:style w:styleId="Heading1" w:type="paragraph">
-    <w:name w:val="heading 1"/>
+    <w:name w:val="Heading 1"/>
     <w:basedOn w:val="Normal"/>
     <w:next w:val="BodyText"/>
-    <w:link w:val="Heading1Char"/>
     <w:uiPriority w:val="9"/>
     <w:qFormat/>
-    <w:rsid w:val="00A10FD9"/>
     <w:pPr>
       <w:keepNext/>
       <w:keepLines/>
-      <w:spacing w:after="80" w:before="360"/>
+      <w:spacing w:after="0" w:before="480"/>
       <w:outlineLvl w:val="0"/>
     </w:pPr>
     <w:rPr>
       <w:rFonts w:asciiTheme="majorHAnsi" w:cstheme="majorBidi" w:eastAsiaTheme="majorEastAsia" w:hAnsiTheme="majorHAnsi"/>
-      <w:color w:themeColor="accent1" w:themeShade="BF" w:val="0F4761"/>
-      <w:sz w:val="40"/>
-      <w:szCs w:val="40"/>
+      <w:b/>
+      <w:bCs/>
+      <w:color w:themeColor="accent1" w:val="4F81BD"/>
+      <w:sz w:val="32"/>
+      <w:szCs w:val="32"/>
     </w:rPr>
   </w:style>
   <w:style w:styleId="Heading2" w:type="paragraph">
-    <w:name w:val="heading 2"/>
+    <w:name w:val="Heading 2"/>
     <w:basedOn w:val="Normal"/>
     <w:next w:val="BodyText"/>
-    <w:link w:val="Heading2Char"/>
     <w:uiPriority w:val="9"/>
-    <w:semiHidden/>
     <w:unhideWhenUsed/>
     <w:qFormat/>
-    <w:rsid w:val="00A10FD9"/>
     <w:pPr>
       <w:keepNext/>
       <w:keepLines/>
-      <w:spacing w:after="80" w:before="160"/>
+      <w:spacing w:after="0" w:before="200"/>
       <w:outlineLvl w:val="1"/>
     </w:pPr>
     <w:rPr>
       <w:rFonts w:asciiTheme="majorHAnsi" w:cstheme="majorBidi" w:eastAsiaTheme="majorEastAsia" w:hAnsiTheme="majorHAnsi"/>
-      <w:color w:themeColor="accent1" w:themeShade="BF" w:val="0F4761"/>
-      <w:sz w:val="32"/>
-      <w:szCs w:val="32"/>
+      <w:b/>
+      <w:bCs/>
+      <w:color w:themeColor="accent1" w:val="4F81BD"/>
+      <w:sz w:val="28"/>
+      <w:szCs w:val="28"/>
     </w:rPr>
   </w:style>
   <w:style w:styleId="Heading3" w:type="paragraph">
-    <w:name w:val="heading 3"/>
+    <w:name w:val="Heading 3"/>
     <w:basedOn w:val="Normal"/>
     <w:next w:val="BodyText"/>
-    <w:link w:val="Heading3Char"/>
     <w:uiPriority w:val="9"/>
-    <w:semiHidden/>
     <w:unhideWhenUsed/>
     <w:qFormat/>
-    <w:rsid w:val="00A10FD9"/>
     <w:pPr>
       <w:keepNext/>
       <w:keepLines/>
-      <w:spacing w:after="80" w:before="160"/>
+      <w:spacing w:after="0" w:before="200"/>
       <w:outlineLvl w:val="2"/>
     </w:pPr>
     <w:rPr>
-      <w:rFonts w:cstheme="majorBidi" w:eastAsiaTheme="majorEastAsia"/>
-      <w:color w:themeColor="accent1" w:themeShade="BF" w:val="0F4761"/>
-      <w:sz w:val="28"/>
-      <w:szCs w:val="28"/>
+      <w:rFonts w:asciiTheme="majorHAnsi" w:cstheme="majorBidi" w:eastAsiaTheme="majorEastAsia" w:hAnsiTheme="majorHAnsi"/>
+      <w:b/>
+      <w:bCs/>
+      <w:color w:themeColor="accent1" w:val="4F81BD"/>
+      <w:sz w:val="24"/>
+      <w:szCs w:val="24"/>
     </w:rPr>
   </w:style>
   <w:style w:styleId="Heading4" w:type="paragraph">
-    <w:name w:val="heading 4"/>
+    <w:name w:val="Heading 4"/>
     <w:basedOn w:val="Normal"/>
     <w:next w:val="BodyText"/>
-    <w:link w:val="Heading4Char"/>
     <w:uiPriority w:val="9"/>
-    <w:semiHidden/>
     <w:unhideWhenUsed/>
     <w:qFormat/>
-    <w:rsid w:val="00A10FD9"/>
     <w:pPr>
       <w:keepNext/>
       <w:keepLines/>
-      <w:spacing w:after="40" w:before="80"/>
+      <w:spacing w:after="0" w:before="200"/>
       <w:outlineLvl w:val="3"/>
     </w:pPr>
     <w:rPr>
-      <w:rFonts w:cstheme="majorBidi" w:eastAsiaTheme="majorEastAsia"/>
+      <w:rFonts w:asciiTheme="majorHAnsi" w:cstheme="majorBidi" w:eastAsiaTheme="majorEastAsia" w:hAnsiTheme="majorHAnsi"/>
       <w:i/>
-      <w:iCs/>
-      <w:color w:themeColor="accent1" w:themeShade="BF" w:val="0F4761"/>
+      <w:bCs/>
+      <w:color w:themeColor="accent1" w:val="4F81BD"/>
+      <w:sz w:val="24"/>
+      <w:szCs w:val="24"/>
     </w:rPr>
   </w:style>
   <w:style w:styleId="Heading5" w:type="paragraph">
-    <w:name w:val="heading 5"/>
+    <w:name w:val="Heading 5"/>
     <w:basedOn w:val="Normal"/>
     <w:next w:val="BodyText"/>
-    <w:link w:val="Heading5Char"/>
     <w:uiPriority w:val="9"/>
-    <w:semiHidden/>
     <w:unhideWhenUsed/>
     <w:qFormat/>
-    <w:rsid w:val="00A10FD9"/>
     <w:pPr>
       <w:keepNext/>
       <w:keepLines/>
-      <w:spacing w:after="40" w:before="80"/>
+      <w:spacing w:after="0" w:before="200"/>
       <w:outlineLvl w:val="4"/>
     </w:pPr>
     <w:rPr>
-      <w:rFonts w:cstheme="majorBidi" w:eastAsiaTheme="majorEastAsia"/>
-      <w:color w:themeColor="accent1" w:themeShade="BF" w:val="0F4761"/>
+      <w:rFonts w:asciiTheme="majorHAnsi" w:cstheme="majorBidi" w:eastAsiaTheme="majorEastAsia" w:hAnsiTheme="majorHAnsi"/>
+      <w:iCs/>
+      <w:color w:themeColor="accent1" w:val="4F81BD"/>
+      <w:sz w:val="24"/>
+      <w:szCs w:val="24"/>
     </w:rPr>
   </w:style>
   <w:style w:styleId="Heading6" w:type="paragraph">
-    <w:name w:val="heading 6"/>
+    <w:name w:val="Heading 6"/>
     <w:basedOn w:val="Normal"/>
     <w:next w:val="BodyText"/>
-    <w:link w:val="Heading6Char"/>
     <w:uiPriority w:val="9"/>
-    <w:semiHidden/>
     <w:unhideWhenUsed/>
     <w:qFormat/>
-    <w:rsid w:val="00A10FD9"/>
     <w:pPr>
       <w:keepNext/>
       <w:keepLines/>
-      <w:spacing w:after="0" w:before="40"/>
+      <w:spacing w:after="0" w:before="200"/>
       <w:outlineLvl w:val="5"/>
     </w:pPr>
     <w:rPr>
-      <w:rFonts w:cstheme="majorBidi" w:eastAsiaTheme="majorEastAsia"/>
-      <w:i/>
-      <w:iCs/>
-      <w:color w:themeColor="text1" w:themeTint="A6" w:val="595959"/>
+      <w:rFonts w:asciiTheme="majorHAnsi" w:cstheme="majorBidi" w:eastAsiaTheme="majorEastAsia" w:hAnsiTheme="majorHAnsi"/>
+      <w:color w:themeColor="accent1" w:val="4F81BD"/>
+      <w:sz w:val="24"/>
+      <w:szCs w:val="24"/>
     </w:rPr>
   </w:style>
   <w:style w:styleId="Heading7" w:type="paragraph">
-    <w:name w:val="heading 7"/>
+    <w:name w:val="Heading 7"/>
     <w:basedOn w:val="Normal"/>
     <w:next w:val="BodyText"/>
-    <w:link w:val="Heading7Char"/>
     <w:uiPriority w:val="9"/>
-    <w:semiHidden/>
     <w:unhideWhenUsed/>
     <w:qFormat/>
-    <w:rsid w:val="00A10FD9"/>
     <w:pPr>
       <w:keepNext/>
       <w:keepLines/>
-      <w:spacing w:after="0" w:before="40"/>
+      <w:spacing w:after="0" w:before="200"/>
       <w:outlineLvl w:val="6"/>
     </w:pPr>
     <w:rPr>
-      <w:rFonts w:cstheme="majorBidi" w:eastAsiaTheme="majorEastAsia"/>
-      <w:color w:themeColor="text1" w:themeTint="A6" w:val="595959"/>
+      <w:rFonts w:asciiTheme="majorHAnsi" w:cstheme="majorBidi" w:eastAsiaTheme="majorEastAsia" w:hAnsiTheme="majorHAnsi"/>
+      <w:color w:themeColor="accent1" w:val="4F81BD"/>
+      <w:sz w:val="24"/>
+      <w:szCs w:val="24"/>
     </w:rPr>
   </w:style>
   <w:style w:styleId="Heading8" w:type="paragraph">
-    <w:name w:val="heading 8"/>
+    <w:name w:val="Heading 8"/>
     <w:basedOn w:val="Normal"/>
     <w:next w:val="BodyText"/>
-    <w:link w:val="Heading8Char"/>
     <w:uiPriority w:val="9"/>
-    <w:semiHidden/>
     <w:unhideWhenUsed/>
     <w:qFormat/>
-    <w:rsid w:val="00A10FD9"/>
     <w:pPr>
       <w:keepNext/>
       <w:keepLines/>
-      <w:spacing w:after="0"/>
+      <w:spacing w:after="0" w:before="200"/>
       <w:outlineLvl w:val="7"/>
     </w:pPr>
     <w:rPr>
-      <w:rFonts w:cstheme="majorBidi" w:eastAsiaTheme="majorEastAsia"/>
-      <w:i/>
-      <w:iCs/>
-      <w:color w:themeColor="text1" w:themeTint="D8" w:val="272727"/>
+      <w:rFonts w:asciiTheme="majorHAnsi" w:cstheme="majorBidi" w:eastAsiaTheme="majorEastAsia" w:hAnsiTheme="majorHAnsi"/>
+      <w:color w:themeColor="accent1" w:val="4F81BD"/>
+      <w:sz w:val="24"/>
+      <w:szCs w:val="24"/>
     </w:rPr>
   </w:style>
   <w:style w:styleId="Heading9" w:type="paragraph">
-    <w:name w:val="heading 9"/>
+    <w:name w:val="Heading 9"/>
     <w:basedOn w:val="Normal"/>
     <w:next w:val="BodyText"/>
-    <w:link w:val="Heading9Char"/>
     <w:uiPriority w:val="9"/>
-    <w:semiHidden/>
     <w:unhideWhenUsed/>
     <w:qFormat/>
-    <w:rsid w:val="00A10FD9"/>
     <w:pPr>
       <w:keepNext/>
       <w:keepLines/>
-      <w:spacing w:after="0"/>
+      <w:spacing w:after="0" w:before="200"/>
       <w:outlineLvl w:val="8"/>
     </w:pPr>
     <w:rPr>
-      <w:rFonts w:cstheme="majorBidi" w:eastAsiaTheme="majorEastAsia"/>
-      <w:color w:themeColor="text1" w:themeTint="D8" w:val="272727"/>
-    </w:rPr>
-  </w:style>
-  <w:style w:customStyle="1" w:styleId="Heading1Char" w:type="character">
-    <w:name w:val="Heading 1 Char"/>
-    <w:basedOn w:val="DefaultParagraphFont"/>
-    <w:link w:val="Heading1"/>
-    <w:uiPriority w:val="9"/>
-    <w:rsid w:val="00A10FD9"/>
-    <w:rPr>
       <w:rFonts w:asciiTheme="majorHAnsi" w:cstheme="majorBidi" w:eastAsiaTheme="majorEastAsia" w:hAnsiTheme="majorHAnsi"/>
-      <w:color w:themeColor="accent1" w:themeShade="BF" w:val="0F4761"/>
-      <w:sz w:val="40"/>
-      <w:szCs w:val="40"/>
-    </w:rPr>
-  </w:style>
-  <w:style w:customStyle="1" w:styleId="Heading2Char" w:type="character">
-    <w:name w:val="Heading 2 Char"/>
-    <w:basedOn w:val="DefaultParagraphFont"/>
-    <w:link w:val="Heading2"/>
-    <w:uiPriority w:val="9"/>
-    <w:semiHidden/>
-    <w:rsid w:val="00A10FD9"/>
-    <w:rPr>
-      <w:rFonts w:asciiTheme="majorHAnsi" w:cstheme="majorBidi" w:eastAsiaTheme="majorEastAsia" w:hAnsiTheme="majorHAnsi"/>
-      <w:color w:themeColor="accent1" w:themeShade="BF" w:val="0F4761"/>
-      <w:sz w:val="32"/>
-      <w:szCs w:val="32"/>
-    </w:rPr>
-  </w:style>
-  <w:style w:customStyle="1" w:styleId="Heading3Char" w:type="character">
-    <w:name w:val="Heading 3 Char"/>
-    <w:basedOn w:val="DefaultParagraphFont"/>
-    <w:link w:val="Heading3"/>
-    <w:uiPriority w:val="9"/>
-    <w:semiHidden/>
-    <w:rsid w:val="00A10FD9"/>
-    <w:rPr>
-      <w:rFonts w:cstheme="majorBidi" w:eastAsiaTheme="majorEastAsia"/>
-      <w:color w:themeColor="accent1" w:themeShade="BF" w:val="0F4761"/>
-      <w:sz w:val="28"/>
-      <w:szCs w:val="28"/>
-    </w:rPr>
-  </w:style>
-  <w:style w:customStyle="1" w:styleId="Heading4Char" w:type="character">
-    <w:name w:val="Heading 4 Char"/>
-    <w:basedOn w:val="DefaultParagraphFont"/>
-    <w:link w:val="Heading4"/>
-    <w:uiPriority w:val="9"/>
-    <w:semiHidden/>
-    <w:rsid w:val="00A10FD9"/>
-    <w:rPr>
-      <w:rFonts w:cstheme="majorBidi" w:eastAsiaTheme="majorEastAsia"/>
-      <w:i/>
-      <w:iCs/>
-      <w:color w:themeColor="accent1" w:themeShade="BF" w:val="0F4761"/>
-    </w:rPr>
-  </w:style>
-  <w:style w:customStyle="1" w:styleId="Heading5Char" w:type="character">
-    <w:name w:val="Heading 5 Char"/>
-    <w:basedOn w:val="DefaultParagraphFont"/>
-    <w:link w:val="Heading5"/>
-    <w:uiPriority w:val="9"/>
-    <w:semiHidden/>
-    <w:rsid w:val="00A10FD9"/>
-    <w:rPr>
-      <w:rFonts w:cstheme="majorBidi" w:eastAsiaTheme="majorEastAsia"/>
-      <w:color w:themeColor="accent1" w:themeShade="BF" w:val="0F4761"/>
-    </w:rPr>
-  </w:style>
-  <w:style w:customStyle="1" w:styleId="Heading6Char" w:type="character">
-    <w:name w:val="Heading 6 Char"/>
-    <w:basedOn w:val="DefaultParagraphFont"/>
-    <w:link w:val="Heading6"/>
-    <w:uiPriority w:val="9"/>
-    <w:semiHidden/>
-    <w:rsid w:val="00A10FD9"/>
-    <w:rPr>
-      <w:rFonts w:cstheme="majorBidi" w:eastAsiaTheme="majorEastAsia"/>
-      <w:i/>
-      <w:iCs/>
-      <w:color w:themeColor="text1" w:themeTint="A6" w:val="595959"/>
-    </w:rPr>
-  </w:style>
-  <w:style w:customStyle="1" w:styleId="Heading7Char" w:type="character">
-    <w:name w:val="Heading 7 Char"/>
-    <w:basedOn w:val="DefaultParagraphFont"/>
-    <w:link w:val="Heading7"/>
-    <w:uiPriority w:val="9"/>
-    <w:semiHidden/>
-    <w:rsid w:val="00A10FD9"/>
-    <w:rPr>
-      <w:rFonts w:cstheme="majorBidi" w:eastAsiaTheme="majorEastAsia"/>
-      <w:color w:themeColor="text1" w:themeTint="A6" w:val="595959"/>
-    </w:rPr>
-  </w:style>
-  <w:style w:customStyle="1" w:styleId="Heading8Char" w:type="character">
-    <w:name w:val="Heading 8 Char"/>
-    <w:basedOn w:val="DefaultParagraphFont"/>
-    <w:link w:val="Heading8"/>
-    <w:uiPriority w:val="9"/>
-    <w:semiHidden/>
-    <w:rsid w:val="00A10FD9"/>
-    <w:rPr>
-      <w:rFonts w:cstheme="majorBidi" w:eastAsiaTheme="majorEastAsia"/>
-      <w:i/>
-      <w:iCs/>
-      <w:color w:themeColor="text1" w:themeTint="D8" w:val="272727"/>
-    </w:rPr>
-  </w:style>
-  <w:style w:customStyle="1" w:styleId="Heading9Char" w:type="character">
-    <w:name w:val="Heading 9 Char"/>
-    <w:basedOn w:val="DefaultParagraphFont"/>
-    <w:link w:val="Heading9"/>
-    <w:uiPriority w:val="9"/>
-    <w:semiHidden/>
-    <w:rsid w:val="00A10FD9"/>
-    <w:rPr>
-      <w:rFonts w:cstheme="majorBidi" w:eastAsiaTheme="majorEastAsia"/>
-      <w:color w:themeColor="text1" w:themeTint="D8" w:val="272727"/>
+      <w:color w:themeColor="accent1" w:val="4F81BD"/>
+      <w:sz w:val="24"/>
+      <w:szCs w:val="24"/>
     </w:rPr>
   </w:style>
   <w:style w:styleId="BlockText" w:type="paragraph">
@@ -3865,18 +3847,6 @@
     <w:uiPriority w:val="9"/>
     <w:unhideWhenUsed/>
     <w:qFormat/>
-  </w:style>
-  <w:style w:styleId="FootnoteBlockText" w:type="paragraph">
-    <w:name w:val="Footnote Block Text"/>
-    <w:basedOn w:val="FootnoteText"/>
-    <w:next w:val="FootnoteText"/>
-    <w:uiPriority w:val="9"/>
-    <w:unhideWhenUsed/>
-    <w:qFormat/>
-    <w:pPr>
-      <w:spacing w:after="100" w:before="100"/>
-      <w:ind w:firstLine="0" w:left="480" w:right="480"/>
-    </w:pPr>
   </w:style>
   <w:style w:default="1" w:styleId="DefaultParagraphFont" w:type="character">
     <w:name w:val="Default Paragraph Font"/>
@@ -3907,10 +3877,10 @@
         <w:jc w:val="left"/>
       </w:trPr>
       <w:tcPr>
+        <w:vAlign w:val="bottom"/>
         <w:tcBorders>
           <w:bottom w:val="single"/>
         </w:tcBorders>
-        <w:vAlign w:val="bottom"/>
       </w:tcPr>
     </w:tblStylePr>
   </w:style>
@@ -4025,8 +3995,8 @@
     <w:name w:val="KeywordTok"/>
     <w:basedOn w:val="VerbatimChar"/>
     <w:rPr>
+      <w:color w:val="007020"/>
       <w:b/>
-      <w:color w:val="007020"/>
     </w:rPr>
   </w:style>
   <w:style w:type="character" w:customStyle="1" w:styleId="DataTypeTok">
@@ -4103,42 +4073,42 @@
     <w:name w:val="ImportTok"/>
     <w:basedOn w:val="VerbatimChar"/>
     <w:rPr>
+      <w:color w:val="008000"/>
       <w:b/>
-      <w:color w:val="008000"/>
     </w:rPr>
   </w:style>
   <w:style w:type="character" w:customStyle="1" w:styleId="CommentTok">
     <w:name w:val="CommentTok"/>
     <w:basedOn w:val="VerbatimChar"/>
     <w:rPr>
+      <w:color w:val="60a0b0"/>
       <w:i/>
-      <w:color w:val="60a0b0"/>
     </w:rPr>
   </w:style>
   <w:style w:type="character" w:customStyle="1" w:styleId="DocumentationTok">
     <w:name w:val="DocumentationTok"/>
     <w:basedOn w:val="VerbatimChar"/>
     <w:rPr>
+      <w:color w:val="ba2121"/>
       <w:i/>
-      <w:color w:val="ba2121"/>
     </w:rPr>
   </w:style>
   <w:style w:type="character" w:customStyle="1" w:styleId="AnnotationTok">
     <w:name w:val="AnnotationTok"/>
     <w:basedOn w:val="VerbatimChar"/>
     <w:rPr>
+      <w:color w:val="60a0b0"/>
       <w:b/>
       <w:i/>
-      <w:color w:val="60a0b0"/>
     </w:rPr>
   </w:style>
   <w:style w:type="character" w:customStyle="1" w:styleId="CommentVarTok">
     <w:name w:val="CommentVarTok"/>
     <w:basedOn w:val="VerbatimChar"/>
     <w:rPr>
+      <w:color w:val="60a0b0"/>
       <w:b/>
       <w:i/>
-      <w:color w:val="60a0b0"/>
     </w:rPr>
   </w:style>
   <w:style w:type="character" w:customStyle="1" w:styleId="OtherTok">
@@ -4166,8 +4136,8 @@
     <w:name w:val="ControlFlowTok"/>
     <w:basedOn w:val="VerbatimChar"/>
     <w:rPr>
+      <w:color w:val="007020"/>
       <w:b/>
-      <w:color w:val="007020"/>
     </w:rPr>
   </w:style>
   <w:style w:type="character" w:customStyle="1" w:styleId="OperatorTok">
@@ -4212,34 +4182,34 @@
     <w:name w:val="InformationTok"/>
     <w:basedOn w:val="VerbatimChar"/>
     <w:rPr>
+      <w:color w:val="60a0b0"/>
       <w:b/>
       <w:i/>
-      <w:color w:val="60a0b0"/>
     </w:rPr>
   </w:style>
   <w:style w:type="character" w:customStyle="1" w:styleId="WarningTok">
     <w:name w:val="WarningTok"/>
     <w:basedOn w:val="VerbatimChar"/>
     <w:rPr>
+      <w:color w:val="60a0b0"/>
       <w:b/>
       <w:i/>
-      <w:color w:val="60a0b0"/>
     </w:rPr>
   </w:style>
   <w:style w:type="character" w:customStyle="1" w:styleId="AlertTok">
     <w:name w:val="AlertTok"/>
     <w:basedOn w:val="VerbatimChar"/>
     <w:rPr>
+      <w:color w:val="ff0000"/>
       <w:b/>
-      <w:color w:val="ff0000"/>
     </w:rPr>
   </w:style>
   <w:style w:type="character" w:customStyle="1" w:styleId="ErrorTok">
     <w:name w:val="ErrorTok"/>
     <w:basedOn w:val="VerbatimChar"/>
     <w:rPr>
+      <w:color w:val="ff0000"/>
       <w:b/>
-      <w:color w:val="ff0000"/>
     </w:rPr>
   </w:style>
   <w:style w:type="character" w:customStyle="1" w:styleId="NormalTok">
@@ -4261,44 +4231,44 @@
         <a:sysClr val="window" lastClr="FFFFFF"/>
       </a:lt1>
       <a:dk2>
-        <a:srgbClr val="0E2841"/>
+        <a:srgbClr val="1F497D"/>
       </a:dk2>
       <a:lt2>
-        <a:srgbClr val="E8E8E8"/>
+        <a:srgbClr val="EEECE1"/>
       </a:lt2>
       <a:accent1>
-        <a:srgbClr val="156082"/>
+        <a:srgbClr val="4F81BD"/>
       </a:accent1>
       <a:accent2>
-        <a:srgbClr val="E97132"/>
+        <a:srgbClr val="C0504D"/>
       </a:accent2>
       <a:accent3>
-        <a:srgbClr val="196B24"/>
+        <a:srgbClr val="9BBB59"/>
       </a:accent3>
       <a:accent4>
-        <a:srgbClr val="0F9ED5"/>
+        <a:srgbClr val="8064A2"/>
       </a:accent4>
       <a:accent5>
-        <a:srgbClr val="A02B93"/>
+        <a:srgbClr val="4BACC6"/>
       </a:accent5>
       <a:accent6>
-        <a:srgbClr val="4EA72E"/>
+        <a:srgbClr val="F79646"/>
       </a:accent6>
       <a:hlink>
-        <a:srgbClr val="467886"/>
+        <a:srgbClr val="0000FF"/>
       </a:hlink>
       <a:folHlink>
-        <a:srgbClr val="96607D"/>
+        <a:srgbClr val="800080"/>
       </a:folHlink>
     </a:clrScheme>
     <a:fontScheme name="Office">
       <a:majorFont>
-        <a:latin typeface="Aptos Display" panose="02110004020202020204"/>
+        <a:latin typeface="Calibri"/>
         <a:ea typeface=""/>
         <a:cs typeface=""/>
-        <a:font script="Jpan" typeface="游ゴシック Light"/>
+        <a:font script="Jpan" typeface="ＭＳ ゴシック"/>
         <a:font script="Hang" typeface="맑은 고딕"/>
-        <a:font script="Hans" typeface="等线 Light"/>
+        <a:font script="Hans" typeface="宋体"/>
         <a:font script="Hant" typeface="新細明體"/>
         <a:font script="Arab" typeface="Times New Roman"/>
         <a:font script="Hebr" typeface="Times New Roman"/>
@@ -4325,32 +4295,14 @@
         <a:font script="Mong" typeface="Mongolian Baiti"/>
         <a:font script="Viet" typeface="Times New Roman"/>
         <a:font script="Uigh" typeface="Microsoft Uighur"/>
-        <a:font script="Geor" typeface="Sylfaen"/>
-        <a:font script="Armn" typeface="Arial"/>
-        <a:font script="Bugi" typeface="Leelawadee UI"/>
-        <a:font script="Bopo" typeface="Microsoft JhengHei"/>
-        <a:font script="Java" typeface="Javanese Text"/>
-        <a:font script="Lisu" typeface="Segoe UI"/>
-        <a:font script="Mymr" typeface="Myanmar Text"/>
-        <a:font script="Nkoo" typeface="Ebrima"/>
-        <a:font script="Olck" typeface="Nirmala UI"/>
-        <a:font script="Osma" typeface="Ebrima"/>
-        <a:font script="Phag" typeface="Phagspa"/>
-        <a:font script="Syrn" typeface="Estrangelo Edessa"/>
-        <a:font script="Syrj" typeface="Estrangelo Edessa"/>
-        <a:font script="Syre" typeface="Estrangelo Edessa"/>
-        <a:font script="Sora" typeface="Nirmala UI"/>
-        <a:font script="Tale" typeface="Microsoft Tai Le"/>
-        <a:font script="Talu" typeface="Microsoft New Tai Lue"/>
-        <a:font script="Tfng" typeface="Ebrima"/>
       </a:majorFont>
       <a:minorFont>
-        <a:latin typeface="Aptos" panose="02110004020202020204"/>
+        <a:latin typeface="Cambria"/>
         <a:ea typeface=""/>
         <a:cs typeface=""/>
-        <a:font script="Jpan" typeface="游明朝"/>
+        <a:font script="Jpan" typeface="ＭＳ 明朝"/>
         <a:font script="Hang" typeface="맑은 고딕"/>
-        <a:font script="Hans" typeface="等线"/>
+        <a:font script="Hans" typeface="宋体"/>
         <a:font script="Hant" typeface="新細明體"/>
         <a:font script="Arab" typeface="Arial"/>
         <a:font script="Hebr" typeface="Arial"/>
@@ -4377,24 +4329,6 @@
         <a:font script="Mong" typeface="Mongolian Baiti"/>
         <a:font script="Viet" typeface="Arial"/>
         <a:font script="Uigh" typeface="Microsoft Uighur"/>
-        <a:font script="Geor" typeface="Sylfaen"/>
-        <a:font script="Armn" typeface="Arial"/>
-        <a:font script="Bugi" typeface="Leelawadee UI"/>
-        <a:font script="Bopo" typeface="Microsoft JhengHei"/>
-        <a:font script="Java" typeface="Javanese Text"/>
-        <a:font script="Lisu" typeface="Segoe UI"/>
-        <a:font script="Mymr" typeface="Myanmar Text"/>
-        <a:font script="Nkoo" typeface="Ebrima"/>
-        <a:font script="Olck" typeface="Nirmala UI"/>
-        <a:font script="Osma" typeface="Ebrima"/>
-        <a:font script="Phag" typeface="Phagspa"/>
-        <a:font script="Syrn" typeface="Estrangelo Edessa"/>
-        <a:font script="Syrj" typeface="Estrangelo Edessa"/>
-        <a:font script="Syre" typeface="Estrangelo Edessa"/>
-        <a:font script="Sora" typeface="Nirmala UI"/>
-        <a:font script="Tale" typeface="Microsoft Tai Le"/>
-        <a:font script="Talu" typeface="Microsoft New Tai Lue"/>
-        <a:font script="Tfng" typeface="Ebrima"/>
       </a:minorFont>
     </a:fontScheme>
     <a:fmtScheme name="Office">
@@ -4406,141 +4340,200 @@
           <a:gsLst>
             <a:gs pos="0">
               <a:schemeClr val="phClr">
-                <a:lumMod val="110000"/>
-                <a:satMod val="105000"/>
-                <a:tint val="67000"/>
+                <a:tint val="50000"/>
+                <a:satMod val="300000"/>
               </a:schemeClr>
             </a:gs>
-            <a:gs pos="50000">
+            <a:gs pos="35000">
               <a:schemeClr val="phClr">
-                <a:lumMod val="105000"/>
-                <a:satMod val="103000"/>
-                <a:tint val="73000"/>
+                <a:tint val="37000"/>
+                <a:satMod val="300000"/>
               </a:schemeClr>
             </a:gs>
             <a:gs pos="100000">
               <a:schemeClr val="phClr">
-                <a:lumMod val="105000"/>
-                <a:satMod val="109000"/>
-                <a:tint val="81000"/>
+                <a:tint val="15000"/>
+                <a:satMod val="350000"/>
               </a:schemeClr>
             </a:gs>
           </a:gsLst>
-          <a:lin ang="5400000" scaled="0"/>
+          <a:lin ang="16200000" scaled="1"/>
         </a:gradFill>
         <a:gradFill rotWithShape="1">
           <a:gsLst>
             <a:gs pos="0">
               <a:schemeClr val="phClr">
-                <a:satMod val="103000"/>
-                <a:lumMod val="102000"/>
-                <a:tint val="94000"/>
-              </a:schemeClr>
-            </a:gs>
-            <a:gs pos="50000">
-              <a:schemeClr val="phClr">
-                <a:satMod val="110000"/>
-                <a:lumMod val="100000"/>
+                <a:tint val="100000"/>
                 <a:shade val="100000"/>
+                <a:satMod val="130000"/>
               </a:schemeClr>
             </a:gs>
             <a:gs pos="100000">
               <a:schemeClr val="phClr">
-                <a:lumMod val="99000"/>
-                <a:satMod val="120000"/>
-                <a:shade val="78000"/>
+                <a:tint val="50000"/>
+                <a:shade val="100000"/>
+                <a:satMod val="350000"/>
               </a:schemeClr>
             </a:gs>
           </a:gsLst>
-          <a:lin ang="5400000" scaled="0"/>
+          <a:lin ang="16200000" scaled="0"/>
         </a:gradFill>
       </a:fillStyleLst>
       <a:lnStyleLst>
-        <a:ln w="6350" cap="flat" cmpd="sng" algn="ctr">
+        <a:ln w="9525" cap="flat" cmpd="sng" algn="ctr">
+          <a:solidFill>
+            <a:schemeClr val="phClr">
+              <a:shade val="95000"/>
+              <a:satMod val="105000"/>
+            </a:schemeClr>
+          </a:solidFill>
+          <a:prstDash val="solid"/>
+        </a:ln>
+        <a:ln w="25400" cap="flat" cmpd="sng" algn="ctr">
           <a:solidFill>
             <a:schemeClr val="phClr"/>
           </a:solidFill>
           <a:prstDash val="solid"/>
-          <a:miter lim="800000"/>
         </a:ln>
-        <a:ln w="12700" cap="flat" cmpd="sng" algn="ctr">
+        <a:ln w="38100" cap="flat" cmpd="sng" algn="ctr">
           <a:solidFill>
             <a:schemeClr val="phClr"/>
           </a:solidFill>
           <a:prstDash val="solid"/>
-          <a:miter lim="800000"/>
-        </a:ln>
-        <a:ln w="19050" cap="flat" cmpd="sng" algn="ctr">
-          <a:solidFill>
-            <a:schemeClr val="phClr"/>
-          </a:solidFill>
-          <a:prstDash val="solid"/>
-          <a:miter lim="800000"/>
         </a:ln>
       </a:lnStyleLst>
       <a:effectStyleLst>
         <a:effectStyle>
-          <a:effectLst/>
-        </a:effectStyle>
-        <a:effectStyle>
-          <a:effectLst/>
+          <a:effectLst>
+            <a:outerShdw blurRad="40000" dist="20000" dir="5400000" rotWithShape="0">
+              <a:srgbClr val="000000">
+                <a:alpha val="38000"/>
+              </a:srgbClr>
+            </a:outerShdw>
+          </a:effectLst>
         </a:effectStyle>
         <a:effectStyle>
           <a:effectLst>
-            <a:outerShdw blurRad="57150" dist="19050" dir="5400000" algn="ctr" rotWithShape="0">
+            <a:outerShdw blurRad="40000" dist="23000" dir="5400000" rotWithShape="0">
               <a:srgbClr val="000000">
-                <a:alpha val="63000"/>
+                <a:alpha val="35000"/>
               </a:srgbClr>
             </a:outerShdw>
           </a:effectLst>
+        </a:effectStyle>
+        <a:effectStyle>
+          <a:effectLst>
+            <a:outerShdw blurRad="40000" dist="23000" dir="5400000" rotWithShape="0">
+              <a:srgbClr val="000000">
+                <a:alpha val="35000"/>
+              </a:srgbClr>
+            </a:outerShdw>
+          </a:effectLst>
+          <a:scene3d>
+            <a:camera prst="orthographicFront">
+              <a:rot lat="0" lon="0" rev="0"/>
+            </a:camera>
+            <a:lightRig rig="threePt" dir="t">
+              <a:rot lat="0" lon="0" rev="1200000"/>
+            </a:lightRig>
+          </a:scene3d>
+          <a:sp3d>
+            <a:bevelT w="63500" h="25400"/>
+          </a:sp3d>
         </a:effectStyle>
       </a:effectStyleLst>
       <a:bgFillStyleLst>
         <a:solidFill>
           <a:schemeClr val="phClr"/>
         </a:solidFill>
-        <a:solidFill>
-          <a:schemeClr val="phClr">
-            <a:tint val="95000"/>
-            <a:satMod val="170000"/>
-          </a:schemeClr>
-        </a:solidFill>
         <a:gradFill rotWithShape="1">
           <a:gsLst>
             <a:gs pos="0">
               <a:schemeClr val="phClr">
-                <a:tint val="93000"/>
-                <a:satMod val="150000"/>
-                <a:shade val="98000"/>
-                <a:lumMod val="102000"/>
+                <a:tint val="40000"/>
+                <a:satMod val="350000"/>
               </a:schemeClr>
             </a:gs>
-            <a:gs pos="50000">
+            <a:gs pos="40000">
               <a:schemeClr val="phClr">
-                <a:tint val="98000"/>
-                <a:satMod val="130000"/>
-                <a:shade val="90000"/>
-                <a:lumMod val="103000"/>
+                <a:tint val="45000"/>
+                <a:shade val="99000"/>
+                <a:satMod val="350000"/>
               </a:schemeClr>
             </a:gs>
             <a:gs pos="100000">
               <a:schemeClr val="phClr">
-                <a:shade val="63000"/>
-                <a:satMod val="120000"/>
+                <a:shade val="20000"/>
+                <a:satMod val="255000"/>
               </a:schemeClr>
             </a:gs>
           </a:gsLst>
-          <a:lin ang="5400000" scaled="0"/>
+          <a:path path="circle">
+            <a:fillToRect l="50000" t="-80000" r="50000" b="180000"/>
+          </a:path>
+        </a:gradFill>
+        <a:gradFill rotWithShape="1">
+          <a:gsLst>
+            <a:gs pos="0">
+              <a:schemeClr val="phClr">
+                <a:tint val="80000"/>
+                <a:satMod val="300000"/>
+              </a:schemeClr>
+            </a:gs>
+            <a:gs pos="100000">
+              <a:schemeClr val="phClr">
+                <a:shade val="30000"/>
+                <a:satMod val="200000"/>
+              </a:schemeClr>
+            </a:gs>
+          </a:gsLst>
+          <a:path path="circle">
+            <a:fillToRect l="50000" t="50000" r="50000" b="50000"/>
+          </a:path>
         </a:gradFill>
       </a:bgFillStyleLst>
     </a:fmtScheme>
   </a:themeElements>
-  <a:objectDefaults/>
+  <a:objectDefaults>
+    <a:spDef>
+      <a:spPr/>
+      <a:bodyPr/>
+      <a:lstStyle/>
+      <a:style>
+        <a:lnRef idx="1">
+          <a:schemeClr val="accent1"/>
+        </a:lnRef>
+        <a:fillRef idx="3">
+          <a:schemeClr val="accent1"/>
+        </a:fillRef>
+        <a:effectRef idx="2">
+          <a:schemeClr val="accent1"/>
+        </a:effectRef>
+        <a:fontRef idx="minor">
+          <a:schemeClr val="lt1"/>
+        </a:fontRef>
+      </a:style>
+    </a:spDef>
+    <a:lnDef>
+      <a:spPr/>
+      <a:bodyPr/>
+      <a:lstStyle/>
+      <a:style>
+        <a:lnRef idx="2">
+          <a:schemeClr val="accent1"/>
+        </a:lnRef>
+        <a:fillRef idx="0">
+          <a:schemeClr val="accent1"/>
+        </a:fillRef>
+        <a:effectRef idx="1">
+          <a:schemeClr val="accent1"/>
+        </a:effectRef>
+        <a:fontRef idx="minor">
+          <a:schemeClr val="tx1"/>
+        </a:fontRef>
+      </a:style>
+    </a:lnDef>
+  </a:objectDefaults>
   <a:extraClrSchemeLst/>
-  <a:extLst>
-    <a:ext uri="{05A4C25C-085E-4340-85A3-A5531E510DB2}">
-      <thm15:themeFamily xmlns:thm15="http://schemas.microsoft.com/office/thememl/2012/main" name="Office Theme" id="{2E142A2C-CD16-42D6-873A-C26D2A0506FA}" vid="{1BDDFF52-6CD6-40A5-AB3C-68EB2F1E4D0A}"/>
-    </a:ext>
-  </a:extLst>
 </a:theme>
 </file>